--- a/templates/master_template_3.docx
+++ b/templates/master_template_3.docx
@@ -15828,14 +15828,12 @@
         <w:szCs w:val="44"/>
       </w:rPr>
     </w:pPr>
-    <w:bookmarkStart w:id="0" w:name="_Hlk153986048"/>
-    <w:bookmarkStart w:id="1" w:name="_Hlk153986049"/>
     <w:r>
       <w:rPr>
-        <w:sz w:val="44"/>
-        <w:szCs w:val="44"/>
-      </w:rPr>
-      <w:t>SARA-SHEAR J/V</w:t>
+        <w:b/>
+        <w:sz w:val="26"/>
+      </w:rPr>
+      <w:t>{{JV_NAME}}</w:t>
     </w:r>
   </w:p>
   <w:p>
@@ -15849,33 +15847,10 @@
     </w:pPr>
     <w:r>
       <w:rPr>
-        <w:sz w:val="36"/>
-        <w:szCs w:val="36"/>
-      </w:rPr>
-      <w:t>Dharan-16,</w:t>
-    </w:r>
-    <w:r>
-      <w:rPr>
-        <w:sz w:val="36"/>
-        <w:szCs w:val="36"/>
-      </w:rPr>
-      <w:t xml:space="preserve"> </w:t>
-    </w:r>
-    <w:r>
-      <w:rPr>
-        <w:sz w:val="36"/>
-        <w:szCs w:val="36"/>
-      </w:rPr>
-      <w:t>Suns</w:t>
-    </w:r>
-    <w:bookmarkEnd w:id="0"/>
-    <w:bookmarkEnd w:id="1"/>
-    <w:r>
-      <w:rPr>
-        <w:sz w:val="36"/>
-        <w:szCs w:val="36"/>
-      </w:rPr>
-      <w:t>ari</w:t>
+        <w:b w:val="0"/>
+        <w:sz w:val="20"/>
+      </w:rPr>
+      <w:t>{{JV_ADDRESS}}</w:t>
     </w:r>
   </w:p>
 </w:hdr>
@@ -15890,7 +15865,7 @@
     <w:r>
       <w:rPr>
         <w:b/>
-        <w:sz w:val="32"/>
+        <w:sz w:val="26"/>
       </w:rPr>
       <w:t>{{JV_NAME}}</w:t>
     </w:r>
@@ -15901,70 +15876,8 @@
     </w:pPr>
     <w:r>
       <w:rPr>
-        <w:noProof/>
-      </w:rPr>
-      <mc:AlternateContent>
-        <mc:Choice Requires="wps">
-          <w:drawing>
-            <wp:anchor distT="0" distB="0" distL="114300" distR="114300" simplePos="0" relativeHeight="251653632" behindDoc="0" locked="0" layoutInCell="1" allowOverlap="1" wp14:anchorId="53744E17" wp14:editId="17D768B2">
-              <wp:simplePos x="0" y="0"/>
-              <wp:positionH relativeFrom="column">
-                <wp:posOffset>-926276</wp:posOffset>
-              </wp:positionH>
-              <wp:positionV relativeFrom="paragraph">
-                <wp:posOffset>373314</wp:posOffset>
-              </wp:positionV>
-              <wp:extent cx="7350826" cy="0"/>
-              <wp:effectExtent l="38100" t="38100" r="59690" b="95250"/>
-              <wp:wrapNone/>
-              <wp:docPr id="1224231245" name="Straight Connector 1"/>
-              <wp:cNvGraphicFramePr/>
-              <a:graphic xmlns:a="http://schemas.openxmlformats.org/drawingml/2006/main">
-                <a:graphicData uri="http://schemas.microsoft.com/office/word/2010/wordprocessingShape">
-                  <wps:wsp>
-                    <wps:cNvCnPr/>
-                    <wps:spPr>
-                      <a:xfrm>
-                        <a:off x="0" y="0"/>
-                        <a:ext cx="7350826" cy="0"/>
-                      </a:xfrm>
-                      <a:prstGeom prst="line">
-                        <a:avLst/>
-                      </a:prstGeom>
-                    </wps:spPr>
-                    <wps:style>
-                      <a:lnRef idx="2">
-                        <a:schemeClr val="accent1"/>
-                      </a:lnRef>
-                      <a:fillRef idx="0">
-                        <a:schemeClr val="accent1"/>
-                      </a:fillRef>
-                      <a:effectRef idx="1">
-                        <a:schemeClr val="accent1"/>
-                      </a:effectRef>
-                      <a:fontRef idx="minor">
-                        <a:schemeClr val="tx1"/>
-                      </a:fontRef>
-                    </wps:style>
-                    <wps:bodyPr/>
-                  </wps:wsp>
-                </a:graphicData>
-              </a:graphic>
-            </wp:anchor>
-          </w:drawing>
-        </mc:Choice>
-        <mc:Fallback>
-          <w:pict>
-            <v:line w14:anchorId="3F4F45CA" id="Straight Connector 1" o:spid="_x0000_s1026" style="position:absolute;z-index:251653632;visibility:visible;mso-wrap-style:square;mso-wrap-distance-left:9pt;mso-wrap-distance-top:0;mso-wrap-distance-right:9pt;mso-wrap-distance-bottom:0;mso-position-horizontal:absolute;mso-position-horizontal-relative:text;mso-position-vertical:absolute;mso-position-vertical-relative:text" from="-72.95pt,29.4pt" to="505.85pt,29.4pt" o:gfxdata="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" strokecolor="#4f81bd [3204]" strokeweight="2pt">
-              <v:shadow on="t" color="black" opacity="24903f" origin=",.5" offset="0,.55556mm"/>
-            </v:line>
-          </w:pict>
-        </mc:Fallback>
-      </mc:AlternateContent>
-    </w:r>
-    <w:r>
-      <w:rPr>
-        <w:sz w:val="24"/>
+        <w:b w:val="0"/>
+        <w:sz w:val="20"/>
       </w:rPr>
       <w:t>{{JV_ADDRESS}}</w:t>
     </w:r>
@@ -15986,7 +15899,7 @@
     <w:r>
       <w:rPr>
         <w:b/>
-        <w:sz w:val="32"/>
+        <w:sz w:val="26"/>
       </w:rPr>
       <w:t>{{LEAD_PARTNER_NAME}}</w:t>
     </w:r>
@@ -15997,70 +15910,8 @@
     </w:pPr>
     <w:r>
       <w:rPr>
-        <w:noProof/>
-      </w:rPr>
-      <mc:AlternateContent>
-        <mc:Choice Requires="wps">
-          <w:drawing>
-            <wp:anchor distT="0" distB="0" distL="114300" distR="114300" simplePos="0" relativeHeight="251663360" behindDoc="0" locked="0" layoutInCell="1" allowOverlap="1" wp14:anchorId="02B580AC" wp14:editId="0815E6A2">
-              <wp:simplePos x="0" y="0"/>
-              <wp:positionH relativeFrom="column">
-                <wp:posOffset>-926276</wp:posOffset>
-              </wp:positionH>
-              <wp:positionV relativeFrom="paragraph">
-                <wp:posOffset>373314</wp:posOffset>
-              </wp:positionV>
-              <wp:extent cx="7350826" cy="0"/>
-              <wp:effectExtent l="38100" t="38100" r="59690" b="95250"/>
-              <wp:wrapNone/>
-              <wp:docPr id="1792294537" name="Straight Connector 1"/>
-              <wp:cNvGraphicFramePr/>
-              <a:graphic xmlns:a="http://schemas.openxmlformats.org/drawingml/2006/main">
-                <a:graphicData uri="http://schemas.microsoft.com/office/word/2010/wordprocessingShape">
-                  <wps:wsp>
-                    <wps:cNvCnPr/>
-                    <wps:spPr>
-                      <a:xfrm>
-                        <a:off x="0" y="0"/>
-                        <a:ext cx="7350826" cy="0"/>
-                      </a:xfrm>
-                      <a:prstGeom prst="line">
-                        <a:avLst/>
-                      </a:prstGeom>
-                    </wps:spPr>
-                    <wps:style>
-                      <a:lnRef idx="2">
-                        <a:schemeClr val="accent1"/>
-                      </a:lnRef>
-                      <a:fillRef idx="0">
-                        <a:schemeClr val="accent1"/>
-                      </a:fillRef>
-                      <a:effectRef idx="1">
-                        <a:schemeClr val="accent1"/>
-                      </a:effectRef>
-                      <a:fontRef idx="minor">
-                        <a:schemeClr val="tx1"/>
-                      </a:fontRef>
-                    </wps:style>
-                    <wps:bodyPr/>
-                  </wps:wsp>
-                </a:graphicData>
-              </a:graphic>
-            </wp:anchor>
-          </w:drawing>
-        </mc:Choice>
-        <mc:Fallback>
-          <w:pict>
-            <v:line w14:anchorId="03CDDE3E" id="Straight Connector 1" o:spid="_x0000_s1026" style="position:absolute;z-index:251663360;visibility:visible;mso-wrap-style:square;mso-wrap-distance-left:9pt;mso-wrap-distance-top:0;mso-wrap-distance-right:9pt;mso-wrap-distance-bottom:0;mso-position-horizontal:absolute;mso-position-horizontal-relative:text;mso-position-vertical:absolute;mso-position-vertical-relative:text" from="-72.95pt,29.4pt" to="505.85pt,29.4pt" o:gfxdata="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" strokecolor="#4f81bd [3204]" strokeweight="2pt">
-              <v:shadow on="t" color="black" opacity="24903f" origin=",.5" offset="0,.55556mm"/>
-            </v:line>
-          </w:pict>
-        </mc:Fallback>
-      </mc:AlternateContent>
-    </w:r>
-    <w:r>
-      <w:rPr>
-        <w:sz w:val="24"/>
+        <w:b w:val="0"/>
+        <w:sz w:val="20"/>
       </w:rPr>
       <w:t>{{LEAD_PARTNER_ADDRESS}}</w:t>
     </w:r>
@@ -16082,7 +15933,7 @@
     <w:r>
       <w:rPr>
         <w:b/>
-        <w:sz w:val="32"/>
+        <w:sz w:val="26"/>
       </w:rPr>
       <w:t>{{FIRST_PARTNER_NAME}}</w:t>
     </w:r>
@@ -16093,70 +15944,8 @@
     </w:pPr>
     <w:r>
       <w:rPr>
-        <w:noProof/>
-      </w:rPr>
-      <mc:AlternateContent>
-        <mc:Choice Requires="wps">
-          <w:drawing>
-            <wp:anchor distT="0" distB="0" distL="114300" distR="114300" simplePos="0" relativeHeight="251665408" behindDoc="0" locked="0" layoutInCell="1" allowOverlap="1" wp14:anchorId="2275088C" wp14:editId="7ED5979B">
-              <wp:simplePos x="0" y="0"/>
-              <wp:positionH relativeFrom="column">
-                <wp:posOffset>-926276</wp:posOffset>
-              </wp:positionH>
-              <wp:positionV relativeFrom="paragraph">
-                <wp:posOffset>373314</wp:posOffset>
-              </wp:positionV>
-              <wp:extent cx="7350826" cy="0"/>
-              <wp:effectExtent l="38100" t="38100" r="59690" b="95250"/>
-              <wp:wrapNone/>
-              <wp:docPr id="244758041" name="Straight Connector 1"/>
-              <wp:cNvGraphicFramePr/>
-              <a:graphic xmlns:a="http://schemas.openxmlformats.org/drawingml/2006/main">
-                <a:graphicData uri="http://schemas.microsoft.com/office/word/2010/wordprocessingShape">
-                  <wps:wsp>
-                    <wps:cNvCnPr/>
-                    <wps:spPr>
-                      <a:xfrm>
-                        <a:off x="0" y="0"/>
-                        <a:ext cx="7350826" cy="0"/>
-                      </a:xfrm>
-                      <a:prstGeom prst="line">
-                        <a:avLst/>
-                      </a:prstGeom>
-                    </wps:spPr>
-                    <wps:style>
-                      <a:lnRef idx="2">
-                        <a:schemeClr val="accent1"/>
-                      </a:lnRef>
-                      <a:fillRef idx="0">
-                        <a:schemeClr val="accent1"/>
-                      </a:fillRef>
-                      <a:effectRef idx="1">
-                        <a:schemeClr val="accent1"/>
-                      </a:effectRef>
-                      <a:fontRef idx="minor">
-                        <a:schemeClr val="tx1"/>
-                      </a:fontRef>
-                    </wps:style>
-                    <wps:bodyPr/>
-                  </wps:wsp>
-                </a:graphicData>
-              </a:graphic>
-            </wp:anchor>
-          </w:drawing>
-        </mc:Choice>
-        <mc:Fallback>
-          <w:pict>
-            <v:line w14:anchorId="58C570E3" id="Straight Connector 1" o:spid="_x0000_s1026" style="position:absolute;z-index:251665408;visibility:visible;mso-wrap-style:square;mso-wrap-distance-left:9pt;mso-wrap-distance-top:0;mso-wrap-distance-right:9pt;mso-wrap-distance-bottom:0;mso-position-horizontal:absolute;mso-position-horizontal-relative:text;mso-position-vertical:absolute;mso-position-vertical-relative:text" from="-72.95pt,29.4pt" to="505.85pt,29.4pt" o:gfxdata="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" strokecolor="#4f81bd [3204]" strokeweight="2pt">
-              <v:shadow on="t" color="black" opacity="24903f" origin=",.5" offset="0,.55556mm"/>
-            </v:line>
-          </w:pict>
-        </mc:Fallback>
-      </mc:AlternateContent>
-    </w:r>
-    <w:r>
-      <w:rPr>
-        <w:sz w:val="24"/>
+        <w:b w:val="0"/>
+        <w:sz w:val="20"/>
       </w:rPr>
       <w:t>{{FIRST_PARTNER_ADDRESS}}</w:t>
     </w:r>
@@ -16182,7 +15971,7 @@
     <w:r>
       <w:rPr>
         <w:b/>
-        <w:sz w:val="32"/>
+        <w:sz w:val="26"/>
       </w:rPr>
       <w:t>{{SECOND_PARTNER_NAME}}</w:t>
     </w:r>
@@ -16193,70 +15982,8 @@
     </w:pPr>
     <w:r>
       <w:rPr>
-        <w:noProof/>
-      </w:rPr>
-      <mc:AlternateContent>
-        <mc:Choice Requires="wps">
-          <w:drawing>
-            <wp:anchor distT="0" distB="0" distL="114300" distR="114300" simplePos="0" relativeHeight="251666432" behindDoc="0" locked="0" layoutInCell="1" allowOverlap="1" wp14:anchorId="5EAF2779" wp14:editId="652C0FBE">
-              <wp:simplePos x="0" y="0"/>
-              <wp:positionH relativeFrom="column">
-                <wp:posOffset>-356259</wp:posOffset>
-              </wp:positionH>
-              <wp:positionV relativeFrom="paragraph">
-                <wp:posOffset>370840</wp:posOffset>
-              </wp:positionV>
-              <wp:extent cx="7350826" cy="0"/>
-              <wp:effectExtent l="38100" t="38100" r="59690" b="95250"/>
-              <wp:wrapNone/>
-              <wp:docPr id="513308126" name="Straight Connector 1"/>
-              <wp:cNvGraphicFramePr/>
-              <a:graphic xmlns:a="http://schemas.openxmlformats.org/drawingml/2006/main">
-                <a:graphicData uri="http://schemas.microsoft.com/office/word/2010/wordprocessingShape">
-                  <wps:wsp>
-                    <wps:cNvCnPr/>
-                    <wps:spPr>
-                      <a:xfrm>
-                        <a:off x="0" y="0"/>
-                        <a:ext cx="7350826" cy="0"/>
-                      </a:xfrm>
-                      <a:prstGeom prst="line">
-                        <a:avLst/>
-                      </a:prstGeom>
-                    </wps:spPr>
-                    <wps:style>
-                      <a:lnRef idx="2">
-                        <a:schemeClr val="accent1"/>
-                      </a:lnRef>
-                      <a:fillRef idx="0">
-                        <a:schemeClr val="accent1"/>
-                      </a:fillRef>
-                      <a:effectRef idx="1">
-                        <a:schemeClr val="accent1"/>
-                      </a:effectRef>
-                      <a:fontRef idx="minor">
-                        <a:schemeClr val="tx1"/>
-                      </a:fontRef>
-                    </wps:style>
-                    <wps:bodyPr/>
-                  </wps:wsp>
-                </a:graphicData>
-              </a:graphic>
-            </wp:anchor>
-          </w:drawing>
-        </mc:Choice>
-        <mc:Fallback>
-          <w:pict>
-            <v:line w14:anchorId="0E9C793E" id="Straight Connector 1" o:spid="_x0000_s1026" style="position:absolute;z-index:251666432;visibility:visible;mso-wrap-style:square;mso-wrap-distance-left:9pt;mso-wrap-distance-top:0;mso-wrap-distance-right:9pt;mso-wrap-distance-bottom:0;mso-position-horizontal:absolute;mso-position-horizontal-relative:text;mso-position-vertical:absolute;mso-position-vertical-relative:text" from="-28.05pt,29.2pt" to="550.75pt,29.2pt" o:gfxdata="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" strokecolor="#4f81bd [3204]" strokeweight="2pt">
-              <v:shadow on="t" color="black" opacity="24903f" origin=",.5" offset="0,.55556mm"/>
-            </v:line>
-          </w:pict>
-        </mc:Fallback>
-      </mc:AlternateContent>
-    </w:r>
-    <w:r>
-      <w:rPr>
-        <w:sz w:val="24"/>
+        <w:b w:val="0"/>
+        <w:sz w:val="20"/>
       </w:rPr>
       <w:t>{{SECOND_ADDRESS}}</w:t>
     </w:r>

--- a/templates/master_template_3.docx
+++ b/templates/master_template_3.docx
@@ -1974,7 +1974,7 @@
           <w:sz w:val="20"/>
           <w:szCs w:val="20"/>
         </w:rPr>
-        <w:t>}}%</w:t>
+        <w:t>}}</w:t>
       </w:r>
       <w:proofErr w:type="gramEnd"/>
     </w:p>
@@ -2063,7 +2063,6 @@
           <w:sz w:val="20"/>
           <w:szCs w:val="20"/>
         </w:rPr>
-        <w:t>%</w:t>
       </w:r>
       <w:proofErr w:type="gramEnd"/>
     </w:p>
@@ -2170,7 +2169,6 @@
           <w:sz w:val="20"/>
           <w:szCs w:val="20"/>
         </w:rPr>
-        <w:t>%</w:t>
       </w:r>
       <w:proofErr w:type="gramEnd"/>
     </w:p>

--- a/templates/master_template_3.docx
+++ b/templates/master_template_3.docx
@@ -1,6 +1,6 @@
 
 <file path=word/document.xml><?xml version="1.0" encoding="utf-8"?>
-<w:document xmlns:wpc="http://schemas.microsoft.com/office/word/2010/wordprocessingCanvas" xmlns:cx="http://schemas.microsoft.com/office/drawing/2014/chartex" xmlns:cx1="http://schemas.microsoft.com/office/drawing/2015/9/8/chartex" xmlns:cx2="http://schemas.microsoft.com/office/drawing/2015/10/21/chartex" xmlns:cx3="http://schemas.microsoft.com/office/drawing/2016/5/9/chartex" xmlns:cx4="http://schemas.microsoft.com/office/drawing/2016/5/10/chartex" xmlns:cx5="http://schemas.microsoft.com/office/drawing/2016/5/11/chartex" xmlns:cx6="http://schemas.microsoft.com/office/drawing/2016/5/12/chartex" xmlns:cx7="http://schemas.microsoft.com/office/drawing/2016/5/13/chartex" xmlns:cx8="http://schemas.microsoft.com/office/drawing/2016/5/14/chartex" xmlns:mc="http://schemas.openxmlformats.org/markup-compatibility/2006" xmlns:aink="http://schemas.microsoft.com/office/drawing/2016/ink" xmlns:am3d="http://schemas.microsoft.com/office/drawing/2017/model3d" xmlns:o="urn:schemas-microsoft-com:office:office" xmlns:oel="http://schemas.microsoft.com/office/2019/extlst" xmlns:r="http://schemas.openxmlformats.org/officeDocument/2006/relationships" xmlns:m="http://schemas.openxmlformats.org/officeDocument/2006/math" xmlns:v="urn:schemas-microsoft-com:vml" xmlns:wp14="http://schemas.microsoft.com/office/word/2010/wordprocessingDrawing" xmlns:wp="http://schemas.openxmlformats.org/drawingml/2006/wordprocessingDrawing" xmlns:w10="urn:schemas-microsoft-com:office:word" xmlns:w="http://schemas.openxmlformats.org/wordprocessingml/2006/main" xmlns:w14="http://schemas.microsoft.com/office/word/2010/wordml" xmlns:w15="http://schemas.microsoft.com/office/word/2012/wordml" xmlns:w16cex="http://schemas.microsoft.com/office/word/2018/wordml/cex" xmlns:w16cid="http://schemas.microsoft.com/office/word/2016/wordml/cid" xmlns:w16="http://schemas.microsoft.com/office/word/2018/wordml" xmlns:w16du="http://schemas.microsoft.com/office/word/2023/wordml/word16du" xmlns:w16sdtdh="http://schemas.microsoft.com/office/word/2020/wordml/sdtdatahash" xmlns:w16sdtfl="http://schemas.microsoft.com/office/word/2024/wordml/sdtformatlock" xmlns:w16se="http://schemas.microsoft.com/office/word/2015/wordml/symex" xmlns:wpg="http://schemas.microsoft.com/office/word/2010/wordprocessingGroup" xmlns:wpi="http://schemas.microsoft.com/office/word/2010/wordprocessingInk" xmlns:wne="http://schemas.microsoft.com/office/word/2006/wordml" xmlns:wps="http://schemas.microsoft.com/office/word/2010/wordprocessingShape" mc:Ignorable="w14 w15 w16se w16cid w16 w16cex w16sdtdh w16sdtfl w16du wp14">
+<w:document xmlns:wpc="http://schemas.microsoft.com/office/word/2010/wordprocessingCanvas" xmlns:cx="http://schemas.microsoft.com/office/drawing/2014/chartex" xmlns:mc="http://schemas.openxmlformats.org/markup-compatibility/2006" xmlns:o="urn:schemas-microsoft-com:office:office" xmlns:r="http://schemas.openxmlformats.org/officeDocument/2006/relationships" xmlns:m="http://schemas.openxmlformats.org/officeDocument/2006/math" xmlns:v="urn:schemas-microsoft-com:vml" xmlns:wp14="http://schemas.microsoft.com/office/word/2010/wordprocessingDrawing" xmlns:wp="http://schemas.openxmlformats.org/drawingml/2006/wordprocessingDrawing" xmlns:w10="urn:schemas-microsoft-com:office:word" xmlns:w="http://schemas.openxmlformats.org/wordprocessingml/2006/main" xmlns:w14="http://schemas.microsoft.com/office/word/2010/wordml" xmlns:w15="http://schemas.microsoft.com/office/word/2012/wordml" xmlns:w16se="http://schemas.microsoft.com/office/word/2015/wordml/symex" xmlns:wpg="http://schemas.microsoft.com/office/word/2010/wordprocessingGroup" xmlns:wpi="http://schemas.microsoft.com/office/word/2010/wordprocessingInk" xmlns:wne="http://schemas.microsoft.com/office/word/2006/wordml" xmlns:wps="http://schemas.microsoft.com/office/word/2010/wordprocessingShape" mc:Ignorable="w14 w15 w16se wp14">
   <w:body>
     <w:p>
       <w:pPr>
@@ -1613,16 +1613,7 @@
           <w:sz w:val="20"/>
           <w:szCs w:val="20"/>
         </w:rPr>
-        <w:t xml:space="preserve">All the partners of the Joint Venture </w:t>
-      </w:r>
-      <w:proofErr w:type="gramStart"/>
-      <w:r>
-        <w:rPr>
-          <w:rFonts w:asciiTheme="majorBidi" w:hAnsiTheme="majorBidi" w:cstheme="majorBidi"/>
-          <w:sz w:val="20"/>
-          <w:szCs w:val="20"/>
-        </w:rPr>
-        <w:t>shall</w:t>
+        <w:t>All the partners of the Joint Venture shall</w:t>
       </w:r>
       <w:r>
         <w:rPr>
@@ -1649,7 +1640,6 @@
         </w:rPr>
         <w:t>be</w:t>
       </w:r>
-      <w:proofErr w:type="gramEnd"/>
       <w:r>
         <w:rPr>
           <w:rFonts w:asciiTheme="majorBidi" w:hAnsiTheme="majorBidi" w:cstheme="majorBidi"/>
@@ -1964,19 +1954,8 @@
           <w:sz w:val="20"/>
           <w:szCs w:val="20"/>
         </w:rPr>
-        <w:t>{{L_PER</w:t>
-      </w:r>
-      <w:proofErr w:type="gramStart"/>
-      <w:r>
-        <w:rPr>
-          <w:rFonts w:asciiTheme="majorBidi" w:hAnsiTheme="majorBidi" w:cstheme="majorBidi"/>
-          <w:b/>
-          <w:sz w:val="20"/>
-          <w:szCs w:val="20"/>
-        </w:rPr>
-        <w:t>}}</w:t>
-      </w:r>
-      <w:proofErr w:type="gramEnd"/>
+        <w:t>{{L_PER}}</w:t>
+      </w:r>
     </w:p>
     <w:p>
       <w:pPr>
@@ -2044,27 +2023,8 @@
           <w:sz w:val="20"/>
           <w:szCs w:val="20"/>
         </w:rPr>
-        <w:t>{{F_PER</w:t>
-      </w:r>
-      <w:proofErr w:type="gramStart"/>
-      <w:r>
-        <w:rPr>
-          <w:rFonts w:asciiTheme="majorBidi" w:hAnsiTheme="majorBidi" w:cstheme="majorBidi"/>
-          <w:b/>
-          <w:sz w:val="20"/>
-          <w:szCs w:val="20"/>
-        </w:rPr>
-        <w:t>}}</w:t>
-      </w:r>
-      <w:r>
-        <w:rPr>
-          <w:rFonts w:asciiTheme="majorBidi" w:hAnsiTheme="majorBidi" w:cstheme="majorBidi"/>
-          <w:b/>
-          <w:sz w:val="20"/>
-          <w:szCs w:val="20"/>
-        </w:rPr>
-      </w:r>
-      <w:proofErr w:type="gramEnd"/>
+        <w:t>{{F_PER}}</w:t>
+      </w:r>
     </w:p>
     <w:p>
       <w:pPr>
@@ -2148,29 +2108,8 @@
           <w:sz w:val="20"/>
           <w:szCs w:val="20"/>
         </w:rPr>
-        <w:t>{{S_PER</w:t>
-      </w:r>
-      <w:proofErr w:type="gramStart"/>
-      <w:r>
-        <w:rPr>
-          <w:rFonts w:asciiTheme="majorBidi" w:hAnsiTheme="majorBidi" w:cstheme="majorBidi"/>
-          <w:b/>
-          <w:bCs/>
-          <w:sz w:val="20"/>
-          <w:szCs w:val="20"/>
-        </w:rPr>
-        <w:t>}}</w:t>
-      </w:r>
-      <w:r>
-        <w:rPr>
-          <w:rFonts w:asciiTheme="majorBidi" w:hAnsiTheme="majorBidi" w:cstheme="majorBidi"/>
-          <w:b/>
-          <w:bCs/>
-          <w:sz w:val="20"/>
-          <w:szCs w:val="20"/>
-        </w:rPr>
-      </w:r>
-      <w:proofErr w:type="gramEnd"/>
+        <w:t>{{S_PER}}</w:t>
+      </w:r>
     </w:p>
     <w:p>
       <w:pPr>
@@ -2651,6 +2590,7 @@
           <w:noProof/>
           <w:sz w:val="20"/>
           <w:szCs w:val="20"/>
+          <w:lang w:bidi="ne-NP"/>
         </w:rPr>
         <w:drawing>
           <wp:anchor distT="0" distB="0" distL="114300" distR="114300" simplePos="0" relativeHeight="251661312" behindDoc="1" locked="0" layoutInCell="1" allowOverlap="1" wp14:anchorId="7962A17D" wp14:editId="65F376E9">
@@ -2717,6 +2657,7 @@
           <w:noProof/>
           <w:sz w:val="20"/>
           <w:szCs w:val="20"/>
+          <w:lang w:bidi="ne-NP"/>
         </w:rPr>
         <w:drawing>
           <wp:anchor distT="0" distB="0" distL="114300" distR="114300" simplePos="0" relativeHeight="251648000" behindDoc="1" locked="0" layoutInCell="1" allowOverlap="1" wp14:anchorId="0C6A5D97" wp14:editId="14E6A0E3">
@@ -2783,6 +2724,7 @@
           <w:noProof/>
           <w:sz w:val="20"/>
           <w:szCs w:val="20"/>
+          <w:lang w:bidi="ne-NP"/>
         </w:rPr>
         <w:drawing>
           <wp:anchor distT="0" distB="0" distL="114300" distR="114300" simplePos="0" relativeHeight="251656192" behindDoc="1" locked="0" layoutInCell="1" allowOverlap="1" wp14:anchorId="1B51A951" wp14:editId="06F4BFD5">
@@ -3341,7 +3283,6 @@
           <w:b/>
         </w:rPr>
       </w:pPr>
-      <w:proofErr w:type="gramStart"/>
       <w:r>
         <w:rPr>
           <w:rFonts w:asciiTheme="majorBidi" w:hAnsiTheme="majorBidi" w:cstheme="majorBidi"/>
@@ -3355,15 +3296,7 @@
           <w:rFonts w:asciiTheme="majorBidi" w:hAnsiTheme="majorBidi" w:cstheme="majorBidi"/>
           <w:b/>
         </w:rPr>
-        <w:t>{</w:t>
-      </w:r>
-      <w:proofErr w:type="gramEnd"/>
-      <w:r>
-        <w:rPr>
-          <w:rFonts w:asciiTheme="majorBidi" w:hAnsiTheme="majorBidi" w:cstheme="majorBidi"/>
-          <w:b/>
-        </w:rPr>
-        <w:t>{BID_DATE}}</w:t>
+        <w:t>{{BID_DATE}}</w:t>
       </w:r>
     </w:p>
     <w:p>
@@ -3706,6 +3639,7 @@
                 <w:noProof/>
                 <w:sz w:val="20"/>
                 <w:szCs w:val="20"/>
+                <w:lang w:bidi="ne-NP"/>
               </w:rPr>
               <w:drawing>
                 <wp:anchor distT="0" distB="0" distL="114300" distR="114300" simplePos="0" relativeHeight="251651072" behindDoc="1" locked="0" layoutInCell="1" allowOverlap="1" wp14:anchorId="30867E61" wp14:editId="79F688F4">
@@ -3835,6 +3769,7 @@
           <w:noProof/>
           <w:sz w:val="20"/>
           <w:szCs w:val="20"/>
+          <w:lang w:bidi="ne-NP"/>
         </w:rPr>
         <w:drawing>
           <wp:anchor distT="0" distB="0" distL="114300" distR="114300" simplePos="0" relativeHeight="251649024" behindDoc="1" locked="0" layoutInCell="1" allowOverlap="1" wp14:anchorId="46C9B108" wp14:editId="7DC36E16">
@@ -3901,6 +3836,7 @@
           <w:noProof/>
           <w:sz w:val="20"/>
           <w:szCs w:val="20"/>
+          <w:lang w:bidi="ne-NP"/>
         </w:rPr>
         <w:drawing>
           <wp:anchor distT="0" distB="0" distL="114300" distR="114300" simplePos="0" relativeHeight="251646976" behindDoc="1" locked="0" layoutInCell="1" allowOverlap="1" wp14:anchorId="0A5AF1F1" wp14:editId="14A5733C">
@@ -3967,6 +3903,7 @@
           <w:noProof/>
           <w:sz w:val="20"/>
           <w:szCs w:val="20"/>
+          <w:lang w:bidi="ne-NP"/>
         </w:rPr>
         <w:drawing>
           <wp:anchor distT="0" distB="0" distL="114300" distR="114300" simplePos="0" relativeHeight="251650048" behindDoc="1" locked="0" layoutInCell="1" allowOverlap="1" wp14:anchorId="1765208B" wp14:editId="7373501E">
@@ -4529,7 +4466,6 @@
           <w:sz w:val="28"/>
           <w:u w:val="single"/>
         </w:rPr>
-        <w:lastRenderedPageBreak/>
         <w:t>L</w:t>
       </w:r>
       <w:r>
@@ -4596,28 +4532,13 @@
           <w:rFonts w:asciiTheme="majorBidi" w:hAnsiTheme="majorBidi" w:cstheme="majorBidi"/>
           <w:b/>
         </w:rPr>
-        <w:t xml:space="preserve">Invitation for Bid No IFB </w:t>
-      </w:r>
-      <w:proofErr w:type="gramStart"/>
-      <w:r>
-        <w:rPr>
-          <w:rFonts w:asciiTheme="majorBidi" w:hAnsiTheme="majorBidi" w:cstheme="majorBidi"/>
-          <w:b/>
-        </w:rPr>
-        <w:t>No.:</w:t>
-      </w:r>
-      <w:r>
-        <w:rPr>
-          <w:rFonts w:asciiTheme="majorBidi" w:hAnsiTheme="majorBidi" w:cstheme="majorBidi"/>
-        </w:rPr>
-        <w:t>{</w:t>
-      </w:r>
-      <w:proofErr w:type="gramEnd"/>
-      <w:r>
-        <w:rPr>
-          <w:rFonts w:asciiTheme="majorBidi" w:hAnsiTheme="majorBidi" w:cstheme="majorBidi"/>
-        </w:rPr>
-        <w:t>{IFB_NUMBER}}</w:t>
+        <w:t>Invitation for Bid No IFB No.:</w:t>
+      </w:r>
+      <w:r>
+        <w:rPr>
+          <w:rFonts w:asciiTheme="majorBidi" w:hAnsiTheme="majorBidi" w:cstheme="majorBidi"/>
+        </w:rPr>
+        <w:t>{{IFB_NUMBER}}</w:t>
       </w:r>
     </w:p>
     <w:p>
@@ -4724,23 +4645,7 @@
           <w:rFonts w:asciiTheme="majorBidi" w:hAnsiTheme="majorBidi" w:cstheme="majorBidi"/>
           <w:b/>
         </w:rPr>
-        <w:t xml:space="preserve">Contract Identification </w:t>
-      </w:r>
-      <w:proofErr w:type="gramStart"/>
-      <w:r>
-        <w:rPr>
-          <w:rFonts w:asciiTheme="majorBidi" w:hAnsiTheme="majorBidi" w:cstheme="majorBidi"/>
-          <w:b/>
-        </w:rPr>
-        <w:t>No..</w:t>
-      </w:r>
-      <w:proofErr w:type="gramEnd"/>
-      <w:r>
-        <w:rPr>
-          <w:rFonts w:asciiTheme="majorBidi" w:hAnsiTheme="majorBidi" w:cstheme="majorBidi"/>
-          <w:b/>
-        </w:rPr>
-        <w:t xml:space="preserve"> {{IFB_NUMBER}}</w:t>
+        <w:t>Contract Identification No.. {{IFB_NUMBER}}</w:t>
       </w:r>
     </w:p>
     <w:p>
@@ -4778,21 +4683,7 @@
         <w:rPr>
           <w:rFonts w:asciiTheme="majorBidi" w:hAnsiTheme="majorBidi" w:cstheme="majorBidi"/>
         </w:rPr>
-        <w:t xml:space="preserve">(d) Our firm, including any subcontractors or suppliers for any part of the Contract, have nationalities from eligible countries in accordance with ITB 4.2 and meet the requirements of ITB </w:t>
-      </w:r>
-      <w:proofErr w:type="gramStart"/>
-      <w:r>
-        <w:rPr>
-          <w:rFonts w:asciiTheme="majorBidi" w:hAnsiTheme="majorBidi" w:cstheme="majorBidi"/>
-        </w:rPr>
-        <w:t>3.4,&amp;</w:t>
-      </w:r>
-      <w:proofErr w:type="gramEnd"/>
-      <w:r>
-        <w:rPr>
-          <w:rFonts w:asciiTheme="majorBidi" w:hAnsiTheme="majorBidi" w:cstheme="majorBidi"/>
-        </w:rPr>
-        <w:t xml:space="preserve"> 3.5</w:t>
+        <w:t>(d) Our firm, including any subcontractors or suppliers for any part of the Contract, have nationalities from eligible countries in accordance with ITB 4.2 and meet the requirements of ITB 3.4,&amp; 3.5</w:t>
       </w:r>
     </w:p>
     <w:p>
@@ -4847,6 +4738,7 @@
           <w:noProof/>
           <w:sz w:val="20"/>
           <w:szCs w:val="20"/>
+          <w:lang w:bidi="ne-NP"/>
         </w:rPr>
         <w:drawing>
           <wp:anchor distT="0" distB="0" distL="114300" distR="114300" simplePos="0" relativeHeight="251662336" behindDoc="1" locked="0" layoutInCell="1" allowOverlap="1" wp14:anchorId="5B796298" wp14:editId="3AF98F80">
@@ -4925,7 +4817,6 @@
         <w:rPr>
           <w:rFonts w:asciiTheme="majorBidi" w:hAnsiTheme="majorBidi" w:cstheme="majorBidi"/>
         </w:rPr>
-        <w:lastRenderedPageBreak/>
         <w:t>(g) We are not a government owned entity.</w:t>
       </w:r>
     </w:p>
@@ -4952,21 +4843,7 @@
         <w:rPr>
           <w:rFonts w:asciiTheme="majorBidi" w:hAnsiTheme="majorBidi" w:cstheme="majorBidi"/>
         </w:rPr>
-        <w:t>(</w:t>
-      </w:r>
-      <w:proofErr w:type="spellStart"/>
-      <w:r>
-        <w:rPr>
-          <w:rFonts w:asciiTheme="majorBidi" w:hAnsiTheme="majorBidi" w:cstheme="majorBidi"/>
-        </w:rPr>
-        <w:t>i</w:t>
-      </w:r>
-      <w:proofErr w:type="spellEnd"/>
-      <w:r>
-        <w:rPr>
-          <w:rFonts w:asciiTheme="majorBidi" w:hAnsiTheme="majorBidi" w:cstheme="majorBidi"/>
-        </w:rPr>
-        <w:t>) We declare that we are solely responsible for the authenticity of the documents submitted by us. The document and information submitted by us are true and correct. If any document/information given is found to be concealed at a later date, we shall accept any legal actions by the Employer.</w:t>
+        <w:t>(i) We declare that we are solely responsible for the authenticity of the documents submitted by us. The document and information submitted by us are true and correct. If any document/information given is found to be concealed at a later date, we shall accept any legal actions by the Employer.</w:t>
       </w:r>
     </w:p>
     <w:p>
@@ -5079,6 +4956,7 @@
           <w:noProof/>
           <w:sz w:val="20"/>
           <w:szCs w:val="20"/>
+          <w:lang w:bidi="ne-NP"/>
         </w:rPr>
         <w:drawing>
           <wp:anchor distT="0" distB="0" distL="114300" distR="114300" simplePos="0" relativeHeight="251659264" behindDoc="1" locked="0" layoutInCell="1" allowOverlap="1" wp14:anchorId="79D49D71" wp14:editId="6CA8EB70">
@@ -5223,13 +5101,6 @@
     </w:p>
     <w:p>
       <w:pPr>
-        <w:rPr>
-          <w:rFonts w:asciiTheme="majorBidi" w:hAnsiTheme="majorBidi" w:cstheme="majorBidi"/>
-        </w:rPr>
-      </w:pPr>
-    </w:p>
-    <w:p>
-      <w:pPr>
         <w:jc w:val="center"/>
         <w:rPr>
           <w:rFonts w:asciiTheme="majorBidi" w:hAnsiTheme="majorBidi" w:cstheme="majorBidi"/>
@@ -5278,7 +5149,6 @@
           <w:sz w:val="28"/>
           <w:u w:val="single"/>
         </w:rPr>
-        <w:lastRenderedPageBreak/>
         <w:t>Letter of Price Bid</w:t>
       </w:r>
     </w:p>
@@ -5336,28 +5206,13 @@
           <w:rFonts w:asciiTheme="majorBidi" w:hAnsiTheme="majorBidi" w:cstheme="majorBidi"/>
           <w:b/>
         </w:rPr>
-        <w:t xml:space="preserve">Invitation for Bid No IFB </w:t>
-      </w:r>
-      <w:proofErr w:type="gramStart"/>
-      <w:r>
-        <w:rPr>
-          <w:rFonts w:asciiTheme="majorBidi" w:hAnsiTheme="majorBidi" w:cstheme="majorBidi"/>
-          <w:b/>
-        </w:rPr>
-        <w:t>No.:</w:t>
-      </w:r>
-      <w:r>
-        <w:rPr>
-          <w:rFonts w:asciiTheme="majorBidi" w:hAnsiTheme="majorBidi" w:cstheme="majorBidi"/>
-        </w:rPr>
-        <w:t>{</w:t>
-      </w:r>
-      <w:proofErr w:type="gramEnd"/>
-      <w:r>
-        <w:rPr>
-          <w:rFonts w:asciiTheme="majorBidi" w:hAnsiTheme="majorBidi" w:cstheme="majorBidi"/>
-        </w:rPr>
-        <w:t>{IFB_NUMBER}}</w:t>
+        <w:t>Invitation for Bid No IFB No.:</w:t>
+      </w:r>
+      <w:r>
+        <w:rPr>
+          <w:rFonts w:asciiTheme="majorBidi" w:hAnsiTheme="majorBidi" w:cstheme="majorBidi"/>
+        </w:rPr>
+        <w:t>{{IFB_NUMBER}}</w:t>
       </w:r>
     </w:p>
     <w:p>
@@ -5472,23 +5327,7 @@
           <w:rFonts w:asciiTheme="majorBidi" w:hAnsiTheme="majorBidi" w:cstheme="majorBidi"/>
           <w:b/>
         </w:rPr>
-        <w:t xml:space="preserve">Contract Identification </w:t>
-      </w:r>
-      <w:proofErr w:type="gramStart"/>
-      <w:r>
-        <w:rPr>
-          <w:rFonts w:asciiTheme="majorBidi" w:hAnsiTheme="majorBidi" w:cstheme="majorBidi"/>
-          <w:b/>
-        </w:rPr>
-        <w:t>No..</w:t>
-      </w:r>
-      <w:proofErr w:type="gramEnd"/>
-      <w:r>
-        <w:rPr>
-          <w:rFonts w:asciiTheme="majorBidi" w:hAnsiTheme="majorBidi" w:cstheme="majorBidi"/>
-          <w:b/>
-        </w:rPr>
-        <w:t xml:space="preserve"> {{IFB_NUMBER}}</w:t>
+        <w:t>Contract Identification No.. {{IFB_NUMBER}}</w:t>
       </w:r>
     </w:p>
     <w:p>
@@ -5642,21 +5481,7 @@
         <w:rPr>
           <w:rFonts w:asciiTheme="majorBidi" w:eastAsia="Rockwell" w:hAnsiTheme="majorBidi" w:cstheme="majorBidi"/>
         </w:rPr>
-        <w:t>(</w:t>
-      </w:r>
-      <w:proofErr w:type="spellStart"/>
-      <w:r>
-        <w:rPr>
-          <w:rFonts w:asciiTheme="majorBidi" w:eastAsia="Rockwell" w:hAnsiTheme="majorBidi" w:cstheme="majorBidi"/>
-        </w:rPr>
-        <w:t>i</w:t>
-      </w:r>
-      <w:proofErr w:type="spellEnd"/>
-      <w:r>
-        <w:rPr>
-          <w:rFonts w:asciiTheme="majorBidi" w:eastAsia="Rockwell" w:hAnsiTheme="majorBidi" w:cstheme="majorBidi"/>
-        </w:rPr>
-        <w:t>) We are not participating, as a Bidder or as a subcontractor, in more than one bid in this bidding process 29 in accordance with ITB 4.3;</w:t>
+        <w:t>(i) We are not participating, as a Bidder or as a subcontractor, in more than one bid in this bidding process 29 in accordance with ITB 4.3;</w:t>
       </w:r>
     </w:p>
     <w:p>
@@ -5697,6 +5522,7 @@
           <w:noProof/>
           <w:sz w:val="20"/>
           <w:szCs w:val="20"/>
+          <w:lang w:bidi="ne-NP"/>
         </w:rPr>
         <w:drawing>
           <wp:anchor distT="0" distB="0" distL="114300" distR="114300" simplePos="0" relativeHeight="251660288" behindDoc="1" locked="0" layoutInCell="1" allowOverlap="1" wp14:anchorId="3C20D6E0" wp14:editId="52E01AFA">
@@ -5783,7 +5609,6 @@
         <w:rPr>
           <w:rFonts w:asciiTheme="majorBidi" w:eastAsia="Rockwell" w:hAnsiTheme="majorBidi" w:cstheme="majorBidi"/>
         </w:rPr>
-        <w:lastRenderedPageBreak/>
         <w:t>(j) Our firm, its affiliates or subsidiaries, including any Subcontractors or Suppliers for any part of the contract, has not been declared ineligible, under the Employer’s country laws or official regulations or by an act of compliance with a decision of the United Nations Security Council;</w:t>
       </w:r>
     </w:p>
@@ -5953,6 +5778,7 @@
           <w:noProof/>
           <w:sz w:val="20"/>
           <w:szCs w:val="20"/>
+          <w:lang w:bidi="ne-NP"/>
         </w:rPr>
         <w:drawing>
           <wp:anchor distT="0" distB="0" distL="114300" distR="114300" simplePos="0" relativeHeight="251663360" behindDoc="1" locked="0" layoutInCell="1" allowOverlap="1" wp14:anchorId="72F2341A" wp14:editId="47F78E28">
@@ -6074,14 +5900,7 @@
         </w:rPr>
         <w:t>{{BID_DATE}}</w:t>
       </w:r>
-      <w:bookmarkStart w:id="2" w:name="_Hlk154073498"/>
-    </w:p>
-    <w:p>
-      <w:pPr>
-        <w:rPr>
-          <w:rFonts w:asciiTheme="majorBidi" w:hAnsiTheme="majorBidi" w:cstheme="majorBidi"/>
-        </w:rPr>
-      </w:pPr>
+      <w:bookmarkStart w:id="0" w:name="_Hlk154073498"/>
     </w:p>
     <w:p>
       <w:pPr>
@@ -6176,7 +5995,6 @@
           <w:szCs w:val="24"/>
           <w:u w:val="single"/>
         </w:rPr>
-        <w:lastRenderedPageBreak/>
         <w:t xml:space="preserve">Date: </w:t>
       </w:r>
       <w:r>
@@ -6497,6 +6315,7 @@
           <w:noProof/>
           <w:color w:val="000000"/>
           <w:u w:val="single"/>
+          <w:lang w:bidi="ne-NP"/>
         </w:rPr>
         <mc:AlternateContent>
           <mc:Choice Requires="wps">
@@ -6574,7 +6393,7 @@
                 <v:stroke joinstyle="miter"/>
                 <v:path gradientshapeok="t" o:connecttype="rect"/>
               </v:shapetype>
-              <v:shape id="Text Box 1" o:spid="_x0000_s1026" type="#_x0000_t202" style="position:absolute;left:0;text-align:left;margin-left:301.85pt;margin-top:22.2pt;width:182.25pt;height:82.3pt;z-index:-251664384;visibility:visible;mso-wrap-style:square;mso-height-percent:0;mso-wrap-distance-left:9pt;mso-wrap-distance-top:0;mso-wrap-distance-right:9pt;mso-wrap-distance-bottom:0;mso-position-horizontal:absolute;mso-position-horizontal-relative:text;mso-position-vertical:absolute;mso-position-vertical-relative:text;mso-height-percent:0;mso-height-relative:margin;v-text-anchor:top" o:gfxdata="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" fillcolor="white [3201]" strokecolor="black [3200]" strokeweight="2pt">
+              <v:shape id="Text Box 1" o:spid="_x0000_s1026" type="#_x0000_t202" style="position:absolute;left:0;text-align:left;margin-left:301.85pt;margin-top:22.2pt;width:182.25pt;height:82.3pt;z-index:-251664384;visibility:visible;mso-wrap-style:square;mso-height-percent:0;mso-wrap-distance-left:9pt;mso-wrap-distance-top:0;mso-wrap-distance-right:9pt;mso-wrap-distance-bottom:0;mso-position-horizontal:absolute;mso-position-horizontal-relative:text;mso-position-vertical:absolute;mso-position-vertical-relative:text;mso-height-percent:0;mso-height-relative:margin;v-text-anchor:top" o:gfxdata="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" fillcolor="white [3201]" strokecolor="black [3200]" strokeweight="2pt">
                 <v:textbox>
                   <w:txbxContent>
                     <w:p/>
@@ -6634,6 +6453,7 @@
       <w:r>
         <w:rPr>
           <w:noProof/>
+          <w:lang w:bidi="ne-NP"/>
         </w:rPr>
         <w:drawing>
           <wp:anchor distT="0" distB="0" distL="114300" distR="114300" simplePos="0" relativeHeight="251664384" behindDoc="1" locked="0" layoutInCell="1" allowOverlap="1" wp14:anchorId="5A24BF17" wp14:editId="7C0096DA">
@@ -6823,6 +6643,7 @@
           <w:noProof/>
           <w:sz w:val="20"/>
           <w:szCs w:val="20"/>
+          <w:lang w:bidi="ne-NP"/>
         </w:rPr>
         <w:drawing>
           <wp:anchor distT="0" distB="0" distL="114300" distR="114300" simplePos="0" relativeHeight="251666432" behindDoc="1" locked="0" layoutInCell="1" allowOverlap="1" wp14:anchorId="6753924A" wp14:editId="37F2E8D3">
@@ -6889,6 +6710,7 @@
           <w:noProof/>
           <w:sz w:val="20"/>
           <w:szCs w:val="20"/>
+          <w:lang w:bidi="ne-NP"/>
         </w:rPr>
         <w:drawing>
           <wp:anchor distT="0" distB="0" distL="114300" distR="114300" simplePos="0" relativeHeight="251667456" behindDoc="1" locked="0" layoutInCell="1" allowOverlap="1" wp14:anchorId="5B06ECAD" wp14:editId="3C4BE081">
@@ -6955,6 +6777,7 @@
           <w:noProof/>
           <w:sz w:val="20"/>
           <w:szCs w:val="20"/>
+          <w:lang w:bidi="ne-NP"/>
         </w:rPr>
         <w:drawing>
           <wp:anchor distT="0" distB="0" distL="114300" distR="114300" simplePos="0" relativeHeight="251665408" behindDoc="1" locked="0" layoutInCell="1" allowOverlap="1" wp14:anchorId="3D3E88DA" wp14:editId="52AAA3F5">
@@ -7376,14 +7199,6 @@
     </w:p>
     <w:p>
       <w:pPr>
-        <w:jc w:val="both"/>
-        <w:rPr>
-          <w:rFonts w:asciiTheme="majorBidi" w:hAnsiTheme="majorBidi" w:cstheme="majorBidi"/>
-        </w:rPr>
-      </w:pPr>
-    </w:p>
-    <w:p>
-      <w:pPr>
         <w:jc w:val="right"/>
         <w:rPr>
           <w:rFonts w:asciiTheme="majorBidi" w:hAnsiTheme="majorBidi" w:cstheme="majorBidi"/>
@@ -7431,7 +7246,6 @@
           <w:szCs w:val="24"/>
           <w:u w:val="single"/>
         </w:rPr>
-        <w:lastRenderedPageBreak/>
         <w:t xml:space="preserve">Date: </w:t>
       </w:r>
       <w:r>
@@ -7466,6 +7280,7 @@
     </w:p>
     <w:p>
       <w:pPr>
+        <w:spacing w:line="240" w:lineRule="auto"/>
         <w:rPr>
           <w:rFonts w:asciiTheme="majorBidi" w:hAnsiTheme="majorBidi" w:cstheme="majorBidi"/>
         </w:rPr>
@@ -7479,6 +7294,7 @@
     </w:p>
     <w:p>
       <w:pPr>
+        <w:spacing w:line="240" w:lineRule="auto"/>
         <w:rPr>
           <w:rFonts w:asciiTheme="majorBidi" w:hAnsiTheme="majorBidi" w:cstheme="majorBidi"/>
         </w:rPr>
@@ -7492,6 +7308,7 @@
     </w:p>
     <w:p>
       <w:pPr>
+        <w:spacing w:line="240" w:lineRule="auto"/>
         <w:rPr>
           <w:rFonts w:asciiTheme="majorBidi" w:hAnsiTheme="majorBidi" w:cstheme="majorBidi"/>
         </w:rPr>
@@ -7521,6 +7338,7 @@
     </w:p>
     <w:p>
       <w:pPr>
+        <w:spacing w:line="240" w:lineRule="auto"/>
         <w:rPr>
           <w:rFonts w:asciiTheme="majorBidi" w:hAnsiTheme="majorBidi" w:cstheme="majorBidi"/>
         </w:rPr>
@@ -7597,13 +7415,6 @@
     </w:p>
     <w:p>
       <w:pPr>
-        <w:rPr>
-          <w:rFonts w:asciiTheme="majorBidi" w:hAnsiTheme="majorBidi" w:cstheme="majorBidi"/>
-        </w:rPr>
-      </w:pPr>
-    </w:p>
-    <w:p>
-      <w:pPr>
         <w:jc w:val="both"/>
         <w:rPr>
           <w:rFonts w:asciiTheme="majorBidi" w:hAnsiTheme="majorBidi" w:cstheme="majorBidi"/>
@@ -7618,6 +7429,7 @@
     </w:p>
     <w:p>
       <w:pPr>
+        <w:spacing w:line="240" w:lineRule="auto"/>
         <w:jc w:val="both"/>
         <w:rPr>
           <w:rFonts w:asciiTheme="majorBidi" w:hAnsiTheme="majorBidi" w:cstheme="majorBidi"/>
@@ -7632,6 +7444,7 @@
     </w:p>
     <w:p>
       <w:pPr>
+        <w:spacing w:line="240" w:lineRule="auto"/>
         <w:jc w:val="both"/>
         <w:rPr>
           <w:rFonts w:asciiTheme="majorBidi" w:hAnsiTheme="majorBidi" w:cstheme="majorBidi"/>
@@ -7646,6 +7459,7 @@
     </w:p>
     <w:p>
       <w:pPr>
+        <w:spacing w:line="240" w:lineRule="auto"/>
         <w:jc w:val="both"/>
         <w:rPr>
           <w:rFonts w:asciiTheme="majorBidi" w:hAnsiTheme="majorBidi" w:cstheme="majorBidi"/>
@@ -7660,6 +7474,7 @@
     </w:p>
     <w:p>
       <w:pPr>
+        <w:spacing w:line="240" w:lineRule="auto"/>
         <w:jc w:val="both"/>
         <w:rPr>
           <w:rFonts w:asciiTheme="majorBidi" w:hAnsiTheme="majorBidi" w:cstheme="majorBidi"/>
@@ -7691,7 +7506,14 @@
         <w:jc w:val="both"/>
         <w:rPr>
           <w:rFonts w:asciiTheme="majorBidi" w:hAnsiTheme="majorBidi" w:cstheme="majorBidi"/>
-          <w:noProof/>
+        </w:rPr>
+      </w:pPr>
+    </w:p>
+    <w:p>
+      <w:pPr>
+        <w:jc w:val="both"/>
+        <w:rPr>
+          <w:rFonts w:asciiTheme="majorBidi" w:hAnsiTheme="majorBidi" w:cstheme="majorBidi"/>
         </w:rPr>
       </w:pPr>
       <w:r>
@@ -7700,15 +7522,16 @@
           <w:noProof/>
           <w:sz w:val="20"/>
           <w:szCs w:val="20"/>
+          <w:lang w:bidi="ne-NP"/>
         </w:rPr>
         <w:drawing>
-          <wp:anchor distT="0" distB="0" distL="114300" distR="114300" simplePos="0" relativeHeight="251668480" behindDoc="1" locked="0" layoutInCell="1" allowOverlap="1" wp14:anchorId="5A1BE93A" wp14:editId="35585BCB">
+          <wp:anchor distT="0" distB="0" distL="114300" distR="114300" simplePos="0" relativeHeight="251668480" behindDoc="1" locked="0" layoutInCell="1" allowOverlap="1" wp14:anchorId="5A1BE93A" wp14:editId="2E04BFD9">
             <wp:simplePos x="0" y="0"/>
             <wp:positionH relativeFrom="column">
-              <wp:posOffset>382270</wp:posOffset>
+              <wp:posOffset>262172</wp:posOffset>
             </wp:positionH>
             <wp:positionV relativeFrom="paragraph">
-              <wp:posOffset>47625</wp:posOffset>
+              <wp:posOffset>175508</wp:posOffset>
             </wp:positionV>
             <wp:extent cx="1418590" cy="666750"/>
             <wp:effectExtent l="0" t="0" r="0" b="0"/>
@@ -7761,11 +7584,20 @@
         </w:drawing>
       </w:r>
     </w:p>
+    <w:p>
+      <w:pPr>
+        <w:jc w:val="both"/>
+        <w:rPr>
+          <w:rFonts w:asciiTheme="majorBidi" w:hAnsiTheme="majorBidi" w:cstheme="majorBidi"/>
+          <w:noProof/>
+        </w:rPr>
+      </w:pPr>
+    </w:p>
     <w:tbl>
       <w:tblPr>
         <w:tblStyle w:val="TableGrid"/>
         <w:tblpPr w:leftFromText="180" w:rightFromText="180" w:vertAnchor="text" w:horzAnchor="margin" w:tblpY="345"/>
-        <w:tblW w:w="3605" w:type="dxa"/>
+        <w:tblW w:w="3441" w:type="dxa"/>
         <w:tblBorders>
           <w:top w:val="none" w:sz="0" w:space="0" w:color="auto"/>
           <w:left w:val="none" w:sz="0" w:space="0" w:color="auto"/>
@@ -7777,15 +7609,15 @@
         <w:tblLook w:val="04A0" w:firstRow="1" w:lastRow="0" w:firstColumn="1" w:lastColumn="0" w:noHBand="0" w:noVBand="1"/>
       </w:tblPr>
       <w:tblGrid>
-        <w:gridCol w:w="3605"/>
+        <w:gridCol w:w="3441"/>
       </w:tblGrid>
       <w:tr>
         <w:trPr>
-          <w:trHeight w:val="583"/>
+          <w:trHeight w:val="370"/>
         </w:trPr>
         <w:tc>
           <w:tcPr>
-            <w:tcW w:w="3605" w:type="dxa"/>
+            <w:tcW w:w="3441" w:type="dxa"/>
           </w:tcPr>
           <w:p>
             <w:pPr>
@@ -7817,11 +7649,11 @@
       </w:tr>
       <w:tr>
         <w:trPr>
-          <w:trHeight w:val="413"/>
+          <w:trHeight w:val="261"/>
         </w:trPr>
         <w:tc>
           <w:tcPr>
-            <w:tcW w:w="3605" w:type="dxa"/>
+            <w:tcW w:w="3441" w:type="dxa"/>
           </w:tcPr>
           <w:p>
             <w:pPr>
@@ -7841,11 +7673,11 @@
       </w:tr>
       <w:tr>
         <w:trPr>
-          <w:trHeight w:val="421"/>
+          <w:trHeight w:val="267"/>
         </w:trPr>
         <w:tc>
           <w:tcPr>
-            <w:tcW w:w="3605" w:type="dxa"/>
+            <w:tcW w:w="3441" w:type="dxa"/>
           </w:tcPr>
           <w:p>
             <w:pPr>
@@ -7865,11 +7697,11 @@
       </w:tr>
       <w:tr>
         <w:trPr>
-          <w:trHeight w:val="377"/>
+          <w:trHeight w:val="239"/>
         </w:trPr>
         <w:tc>
           <w:tcPr>
-            <w:tcW w:w="3605" w:type="dxa"/>
+            <w:tcW w:w="3441" w:type="dxa"/>
           </w:tcPr>
           <w:p>
             <w:pPr>
@@ -7889,11 +7721,11 @@
       </w:tr>
       <w:tr>
         <w:trPr>
-          <w:trHeight w:val="511"/>
+          <w:trHeight w:val="324"/>
         </w:trPr>
         <w:tc>
           <w:tcPr>
-            <w:tcW w:w="3605" w:type="dxa"/>
+            <w:tcW w:w="3441" w:type="dxa"/>
           </w:tcPr>
           <w:p>
             <w:pPr>
@@ -7959,15 +7791,6 @@
     </w:p>
     <w:p>
       <w:pPr>
-        <w:jc w:val="both"/>
-        <w:rPr>
-          <w:rFonts w:asciiTheme="majorBidi" w:hAnsiTheme="majorBidi" w:cstheme="majorBidi"/>
-          <w:noProof/>
-        </w:rPr>
-      </w:pPr>
-    </w:p>
-    <w:p>
-      <w:pPr>
         <w:jc w:val="right"/>
         <w:rPr>
           <w:rFonts w:asciiTheme="majorBidi" w:hAnsiTheme="majorBidi" w:cstheme="majorBidi"/>
@@ -8014,7 +7837,6 @@
           <w:szCs w:val="24"/>
           <w:u w:val="single"/>
         </w:rPr>
-        <w:lastRenderedPageBreak/>
         <w:t xml:space="preserve">Date: </w:t>
       </w:r>
       <w:r>
@@ -8186,21 +8008,7 @@
         <w:rPr>
           <w:rFonts w:asciiTheme="majorBidi" w:hAnsiTheme="majorBidi" w:cstheme="majorBidi"/>
         </w:rPr>
-        <w:t xml:space="preserve">As per the provision of Clause 3 (4 </w:t>
-      </w:r>
-      <w:proofErr w:type="spellStart"/>
-      <w:r>
-        <w:rPr>
-          <w:rFonts w:asciiTheme="majorBidi" w:hAnsiTheme="majorBidi" w:cstheme="majorBidi"/>
-        </w:rPr>
-        <w:t>gha</w:t>
-      </w:r>
-      <w:proofErr w:type="spellEnd"/>
-      <w:r>
-        <w:rPr>
-          <w:rFonts w:asciiTheme="majorBidi" w:hAnsiTheme="majorBidi" w:cstheme="majorBidi"/>
-        </w:rPr>
-        <w:t xml:space="preserve"> 3) of Public Procurement act 2063, 11th edition, We, the undersigned, declare that:</w:t>
+        <w:t>As per the provision of Clause 3 (4 gha 3) of Public Procurement act 2063, 11th edition, We, the undersigned, declare that:</w:t>
       </w:r>
     </w:p>
     <w:p>
@@ -8227,21 +8035,7 @@
         <w:rPr>
           <w:rFonts w:asciiTheme="majorBidi" w:hAnsiTheme="majorBidi" w:cstheme="majorBidi"/>
         </w:rPr>
-        <w:t xml:space="preserve"> and in accordance with Clause 3 (4 </w:t>
-      </w:r>
-      <w:proofErr w:type="spellStart"/>
-      <w:r>
-        <w:rPr>
-          <w:rFonts w:asciiTheme="majorBidi" w:hAnsiTheme="majorBidi" w:cstheme="majorBidi"/>
-        </w:rPr>
-        <w:t>gha</w:t>
-      </w:r>
-      <w:proofErr w:type="spellEnd"/>
-      <w:r>
-        <w:rPr>
-          <w:rFonts w:asciiTheme="majorBidi" w:hAnsiTheme="majorBidi" w:cstheme="majorBidi"/>
-        </w:rPr>
-        <w:t xml:space="preserve"> 3) of Public Procurement act 2063, 11th edition.</w:t>
+        <w:t xml:space="preserve"> and in accordance with Clause 3 (4 gha 3) of Public Procurement act 2063, 11th edition.</w:t>
       </w:r>
     </w:p>
     <w:p>
@@ -8542,7 +8336,6 @@
           <w:szCs w:val="24"/>
           <w:u w:val="single"/>
         </w:rPr>
-        <w:lastRenderedPageBreak/>
         <w:t xml:space="preserve">Date: </w:t>
       </w:r>
       <w:r>
@@ -8972,25 +8765,7 @@
                 <w:b/>
                 <w:color w:val="000000"/>
               </w:rPr>
-              <w:t xml:space="preserve">Value of Pending Claim as a Percentage </w:t>
-            </w:r>
-            <w:proofErr w:type="spellStart"/>
-            <w:r>
-              <w:rPr>
-                <w:rFonts w:asciiTheme="majorBidi" w:hAnsiTheme="majorBidi" w:cstheme="majorBidi"/>
-                <w:b/>
-                <w:color w:val="000000"/>
-              </w:rPr>
-              <w:t>on</w:t>
-            </w:r>
-            <w:proofErr w:type="spellEnd"/>
-            <w:r>
-              <w:rPr>
-                <w:rFonts w:asciiTheme="majorBidi" w:hAnsiTheme="majorBidi" w:cstheme="majorBidi"/>
-                <w:b/>
-                <w:color w:val="000000"/>
-              </w:rPr>
-              <w:t xml:space="preserve"> Net Worth</w:t>
+              <w:t>Value of Pending Claim as a Percentage on Net Worth</w:t>
             </w:r>
           </w:p>
         </w:tc>
@@ -9006,6 +8781,7 @@
       <w:r>
         <w:rPr>
           <w:noProof/>
+          <w:lang w:bidi="ne-NP"/>
         </w:rPr>
         <mc:AlternateContent>
           <mc:Choice Requires="wps">
@@ -9095,7 +8871,7 @@
           </mc:Choice>
           <mc:Fallback>
             <w:pict>
-              <v:shape w14:anchorId="7EC98715" id="_x0000_s1027" type="#_x0000_t202" style="position:absolute;left:0;text-align:left;margin-left:138pt;margin-top:12.7pt;width:2in;height:2in;z-index:-251659264;visibility:visible;mso-wrap-style:none;mso-wrap-distance-left:9pt;mso-wrap-distance-top:0;mso-wrap-distance-right:9pt;mso-wrap-distance-bottom:0;mso-position-horizontal:absolute;mso-position-horizontal-relative:text;mso-position-vertical:absolute;mso-position-vertical-relative:text;v-text-anchor:top" o:gfxdata="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" fillcolor="white [3201]" strokecolor="black [3213]" strokeweight="2pt">
+              <v:shape w14:anchorId="7EC98715" id="_x0000_s1027" type="#_x0000_t202" style="position:absolute;left:0;text-align:left;margin-left:138pt;margin-top:12.7pt;width:2in;height:2in;z-index:-251659264;visibility:visible;mso-wrap-style:none;mso-wrap-distance-left:9pt;mso-wrap-distance-top:0;mso-wrap-distance-right:9pt;mso-wrap-distance-bottom:0;mso-position-horizontal:absolute;mso-position-horizontal-relative:text;mso-position-vertical:absolute;mso-position-vertical-relative:text;v-text-anchor:top" o:gfxdata="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" fillcolor="white [3201]" strokecolor="black [3213]" strokeweight="2pt">
                 <v:textbox style="mso-fit-shape-to-text:t">
                   <w:txbxContent>
                     <w:p>
@@ -9158,14 +8934,6 @@
         <w:t>With Regards,</w:t>
       </w:r>
     </w:p>
-    <w:p>
-      <w:pPr>
-        <w:jc w:val="both"/>
-        <w:rPr>
-          <w:rFonts w:asciiTheme="majorBidi" w:hAnsiTheme="majorBidi" w:cstheme="majorBidi"/>
-        </w:rPr>
-      </w:pPr>
-    </w:p>
     <w:tbl>
       <w:tblPr>
         <w:tblStyle w:val="TableGrid"/>
@@ -9186,7 +8954,7 @@
       </w:tblGrid>
       <w:tr>
         <w:trPr>
-          <w:trHeight w:val="583"/>
+          <w:trHeight w:val="528"/>
         </w:trPr>
         <w:tc>
           <w:tcPr>
@@ -9222,7 +8990,7 @@
       </w:tr>
       <w:tr>
         <w:trPr>
-          <w:trHeight w:val="413"/>
+          <w:trHeight w:val="374"/>
         </w:trPr>
         <w:tc>
           <w:tcPr>
@@ -9246,7 +9014,7 @@
       </w:tr>
       <w:tr>
         <w:trPr>
-          <w:trHeight w:val="421"/>
+          <w:trHeight w:val="381"/>
         </w:trPr>
         <w:tc>
           <w:tcPr>
@@ -9270,7 +9038,7 @@
       </w:tr>
       <w:tr>
         <w:trPr>
-          <w:trHeight w:val="377"/>
+          <w:trHeight w:val="341"/>
         </w:trPr>
         <w:tc>
           <w:tcPr>
@@ -9294,7 +9062,7 @@
       </w:tr>
       <w:tr>
         <w:trPr>
-          <w:trHeight w:val="511"/>
+          <w:trHeight w:val="463"/>
         </w:trPr>
         <w:tc>
           <w:tcPr>
@@ -9384,30 +9152,6 @@
           <w:szCs w:val="24"/>
           <w:u w:val="single"/>
         </w:rPr>
-      </w:pPr>
-    </w:p>
-    <w:p>
-      <w:pPr>
-        <w:rPr>
-          <w:rFonts w:asciiTheme="majorBidi" w:hAnsiTheme="majorBidi" w:cstheme="majorBidi"/>
-          <w:b/>
-          <w:bCs/>
-          <w:sz w:val="24"/>
-          <w:szCs w:val="24"/>
-          <w:u w:val="single"/>
-        </w:rPr>
-      </w:pPr>
-    </w:p>
-    <w:p>
-      <w:pPr>
-        <w:rPr>
-          <w:rFonts w:asciiTheme="majorBidi" w:hAnsiTheme="majorBidi" w:cstheme="majorBidi"/>
-          <w:b/>
-          <w:bCs/>
-          <w:sz w:val="24"/>
-          <w:szCs w:val="24"/>
-          <w:u w:val="single"/>
-        </w:rPr>
         <w:sectPr>
           <w:pgSz w:w="12240" w:h="15840"/>
           <w:pgMar w:top="1440" w:right="864" w:bottom="1440" w:left="864" w:header="0" w:footer="0" w:gutter="0"/>
@@ -9432,7 +9176,6 @@
           <w:szCs w:val="24"/>
           <w:u w:val="single"/>
         </w:rPr>
-        <w:lastRenderedPageBreak/>
         <w:t xml:space="preserve">Date: </w:t>
       </w:r>
       <w:r>
@@ -9795,6 +9538,7 @@
           <w:noProof/>
           <w:color w:val="000000"/>
           <w:u w:val="single"/>
+          <w:lang w:bidi="ne-NP"/>
         </w:rPr>
         <mc:AlternateContent>
           <mc:Choice Requires="wps">
@@ -9868,7 +9612,7 @@
           </mc:Choice>
           <mc:Fallback>
             <w:pict>
-              <v:shape w14:anchorId="158B4761" id="_x0000_s1028" type="#_x0000_t202" style="position:absolute;left:0;text-align:left;margin-left:306.4pt;margin-top:25.3pt;width:182.25pt;height:82.3pt;z-index:-251663360;visibility:visible;mso-wrap-style:square;mso-height-percent:0;mso-wrap-distance-left:9pt;mso-wrap-distance-top:0;mso-wrap-distance-right:9pt;mso-wrap-distance-bottom:0;mso-position-horizontal:absolute;mso-position-horizontal-relative:text;mso-position-vertical:absolute;mso-position-vertical-relative:text;mso-height-percent:0;mso-height-relative:margin;v-text-anchor:top" o:gfxdata="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" fillcolor="white [3201]" strokecolor="black [3200]" strokeweight="2pt">
+              <v:shape w14:anchorId="158B4761" id="_x0000_s1028" type="#_x0000_t202" style="position:absolute;left:0;text-align:left;margin-left:306.4pt;margin-top:25.3pt;width:182.25pt;height:82.3pt;z-index:-251663360;visibility:visible;mso-wrap-style:square;mso-height-percent:0;mso-wrap-distance-left:9pt;mso-wrap-distance-top:0;mso-wrap-distance-right:9pt;mso-wrap-distance-bottom:0;mso-position-horizontal:absolute;mso-position-horizontal-relative:text;mso-position-vertical:absolute;mso-position-vertical-relative:text;mso-height-percent:0;mso-height-relative:margin;v-text-anchor:top" o:gfxdata="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" fillcolor="white [3201]" strokecolor="black [3200]" strokeweight="2pt">
                 <v:textbox>
                   <w:txbxContent>
                     <w:p/>
@@ -10095,10 +9839,18 @@
         </w:rPr>
       </w:pPr>
     </w:p>
+    <w:p>
+      <w:pPr>
+        <w:jc w:val="right"/>
+        <w:rPr>
+          <w:rFonts w:asciiTheme="majorBidi" w:hAnsiTheme="majorBidi" w:cstheme="majorBidi"/>
+        </w:rPr>
+      </w:pPr>
+    </w:p>
     <w:tbl>
       <w:tblPr>
         <w:tblStyle w:val="TableGrid"/>
-        <w:tblpPr w:leftFromText="180" w:rightFromText="180" w:vertAnchor="text" w:horzAnchor="margin" w:tblpY="1407"/>
+        <w:tblpPr w:leftFromText="180" w:rightFromText="180" w:vertAnchor="text" w:horzAnchor="margin" w:tblpY="457"/>
         <w:tblW w:w="10530" w:type="dxa"/>
         <w:tblBorders>
           <w:top w:val="none" w:sz="0" w:space="0" w:color="auto"/>
@@ -10548,14 +10300,6 @@
     </w:tbl>
     <w:p>
       <w:pPr>
-        <w:jc w:val="right"/>
-        <w:rPr>
-          <w:rFonts w:asciiTheme="majorBidi" w:hAnsiTheme="majorBidi" w:cstheme="majorBidi"/>
-        </w:rPr>
-      </w:pPr>
-    </w:p>
-    <w:p>
-      <w:pPr>
         <w:rPr>
           <w:rFonts w:asciiTheme="majorBidi" w:hAnsiTheme="majorBidi" w:cstheme="majorBidi"/>
         </w:rPr>
@@ -10577,7 +10321,6 @@
           <w:szCs w:val="24"/>
           <w:u w:val="single"/>
         </w:rPr>
-        <w:lastRenderedPageBreak/>
         <w:t xml:space="preserve">Date: </w:t>
       </w:r>
       <w:r>
@@ -10720,7 +10463,6 @@
           <w:u w:val="single"/>
         </w:rPr>
       </w:pPr>
-      <w:proofErr w:type="spellStart"/>
       <w:r>
         <w:rPr>
           <w:rFonts w:asciiTheme="majorBidi" w:hAnsiTheme="majorBidi" w:cstheme="majorBidi"/>
@@ -10729,18 +10471,7 @@
           <w:szCs w:val="32"/>
           <w:u w:val="single"/>
         </w:rPr>
-        <w:t>Self Declaration</w:t>
-      </w:r>
-      <w:proofErr w:type="spellEnd"/>
-      <w:r>
-        <w:rPr>
-          <w:rFonts w:asciiTheme="majorBidi" w:hAnsiTheme="majorBidi" w:cstheme="majorBidi"/>
-          <w:b/>
-          <w:sz w:val="32"/>
-          <w:szCs w:val="32"/>
-          <w:u w:val="single"/>
-        </w:rPr>
-        <w:t xml:space="preserve"> Certificate</w:t>
+        <w:t>Self Declaration Certificate</w:t>
       </w:r>
     </w:p>
     <w:p>
@@ -10834,15 +10565,8 @@
         </w:rPr>
         <w:t>With Regards,</w:t>
       </w:r>
-    </w:p>
-    <w:p>
-      <w:pPr>
-        <w:jc w:val="both"/>
-        <w:rPr>
-          <w:rFonts w:asciiTheme="majorBidi" w:hAnsiTheme="majorBidi" w:cstheme="majorBidi"/>
-          <w:noProof/>
-        </w:rPr>
-      </w:pPr>
+      <w:bookmarkStart w:id="1" w:name="_GoBack"/>
+      <w:bookmarkEnd w:id="1"/>
     </w:p>
     <w:tbl>
       <w:tblPr>
@@ -11142,7 +10866,6 @@
           <w:szCs w:val="24"/>
           <w:u w:val="single"/>
         </w:rPr>
-        <w:lastRenderedPageBreak/>
         <w:t xml:space="preserve">Date: </w:t>
       </w:r>
       <w:r>
@@ -11314,21 +11037,7 @@
         <w:rPr>
           <w:rFonts w:asciiTheme="majorBidi" w:hAnsiTheme="majorBidi" w:cstheme="majorBidi"/>
         </w:rPr>
-        <w:t xml:space="preserve">As per the provision of Clause 3 (4 </w:t>
-      </w:r>
-      <w:proofErr w:type="spellStart"/>
-      <w:r>
-        <w:rPr>
-          <w:rFonts w:asciiTheme="majorBidi" w:hAnsiTheme="majorBidi" w:cstheme="majorBidi"/>
-        </w:rPr>
-        <w:t>gha</w:t>
-      </w:r>
-      <w:proofErr w:type="spellEnd"/>
-      <w:r>
-        <w:rPr>
-          <w:rFonts w:asciiTheme="majorBidi" w:hAnsiTheme="majorBidi" w:cstheme="majorBidi"/>
-        </w:rPr>
-        <w:t xml:space="preserve"> 3) of Public Procurement act 2063, 11th edition, We, the undersigned, declare that:</w:t>
+        <w:t>As per the provision of Clause 3 (4 gha 3) of Public Procurement act 2063, 11th edition, We, the undersigned, declare that:</w:t>
       </w:r>
     </w:p>
     <w:p>
@@ -11355,21 +11064,7 @@
         <w:rPr>
           <w:rFonts w:asciiTheme="majorBidi" w:hAnsiTheme="majorBidi" w:cstheme="majorBidi"/>
         </w:rPr>
-        <w:t xml:space="preserve"> and in accordance with Clause 3 (4 </w:t>
-      </w:r>
-      <w:proofErr w:type="spellStart"/>
-      <w:r>
-        <w:rPr>
-          <w:rFonts w:asciiTheme="majorBidi" w:hAnsiTheme="majorBidi" w:cstheme="majorBidi"/>
-        </w:rPr>
-        <w:t>gha</w:t>
-      </w:r>
-      <w:proofErr w:type="spellEnd"/>
-      <w:r>
-        <w:rPr>
-          <w:rFonts w:asciiTheme="majorBidi" w:hAnsiTheme="majorBidi" w:cstheme="majorBidi"/>
-        </w:rPr>
-        <w:t xml:space="preserve"> 3) of Public Procurement act 2063, 11th edition.</w:t>
+        <w:t xml:space="preserve"> and in accordance with Clause 3 (4 gha 3) of Public Procurement act 2063, 11th edition.</w:t>
       </w:r>
     </w:p>
     <w:p>
@@ -11635,7 +11330,7 @@
         </w:rPr>
       </w:pPr>
     </w:p>
-    <w:bookmarkEnd w:id="2"/>
+    <w:bookmarkEnd w:id="0"/>
     <w:p>
       <w:pPr>
         <w:pStyle w:val="BodyText"/>
@@ -11717,7 +11412,6 @@
           <w:szCs w:val="24"/>
           <w:u w:val="single"/>
         </w:rPr>
-        <w:lastRenderedPageBreak/>
         <w:t xml:space="preserve">Date: </w:t>
       </w:r>
       <w:r>
@@ -12147,25 +11841,7 @@
                 <w:b/>
                 <w:color w:val="000000"/>
               </w:rPr>
-              <w:t xml:space="preserve">Value of Pending Claim as a Percentage </w:t>
-            </w:r>
-            <w:proofErr w:type="spellStart"/>
-            <w:r>
-              <w:rPr>
-                <w:rFonts w:asciiTheme="majorBidi" w:hAnsiTheme="majorBidi" w:cstheme="majorBidi"/>
-                <w:b/>
-                <w:color w:val="000000"/>
-              </w:rPr>
-              <w:t>on</w:t>
-            </w:r>
-            <w:proofErr w:type="spellEnd"/>
-            <w:r>
-              <w:rPr>
-                <w:rFonts w:asciiTheme="majorBidi" w:hAnsiTheme="majorBidi" w:cstheme="majorBidi"/>
-                <w:b/>
-                <w:color w:val="000000"/>
-              </w:rPr>
-              <w:t xml:space="preserve"> Net Worth</w:t>
+              <w:t>Value of Pending Claim as a Percentage on Net Worth</w:t>
             </w:r>
           </w:p>
         </w:tc>
@@ -12181,6 +11857,7 @@
       <w:r>
         <w:rPr>
           <w:noProof/>
+          <w:lang w:bidi="ne-NP"/>
         </w:rPr>
         <mc:AlternateContent>
           <mc:Choice Requires="wps">
@@ -12270,7 +11947,7 @@
           </mc:Choice>
           <mc:Fallback>
             <w:pict>
-              <v:shape w14:anchorId="55F29F82" id="_x0000_s1029" type="#_x0000_t202" style="position:absolute;left:0;text-align:left;margin-left:138pt;margin-top:12.7pt;width:2in;height:2in;z-index:-251662336;visibility:visible;mso-wrap-style:none;mso-wrap-distance-left:9pt;mso-wrap-distance-top:0;mso-wrap-distance-right:9pt;mso-wrap-distance-bottom:0;mso-position-horizontal:absolute;mso-position-horizontal-relative:text;mso-position-vertical:absolute;mso-position-vertical-relative:text;v-text-anchor:top" o:gfxdata="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" fillcolor="white [3201]" strokecolor="black [3213]" strokeweight="2pt">
+              <v:shape w14:anchorId="55F29F82" id="_x0000_s1029" type="#_x0000_t202" style="position:absolute;left:0;text-align:left;margin-left:138pt;margin-top:12.7pt;width:2in;height:2in;z-index:-251662336;visibility:visible;mso-wrap-style:none;mso-wrap-distance-left:9pt;mso-wrap-distance-top:0;mso-wrap-distance-right:9pt;mso-wrap-distance-bottom:0;mso-position-horizontal:absolute;mso-position-horizontal-relative:text;mso-position-vertical:absolute;mso-position-vertical-relative:text;v-text-anchor:top" o:gfxdata="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" fillcolor="white [3201]" strokecolor="black [3213]" strokeweight="2pt">
                 <v:textbox style="mso-fit-shape-to-text:t">
                   <w:txbxContent>
                     <w:p>
@@ -12594,30 +12271,6 @@
     </w:p>
     <w:p>
       <w:pPr>
-        <w:rPr>
-          <w:rFonts w:asciiTheme="majorBidi" w:hAnsiTheme="majorBidi" w:cstheme="majorBidi"/>
-          <w:b/>
-          <w:bCs/>
-          <w:sz w:val="24"/>
-          <w:szCs w:val="24"/>
-          <w:u w:val="single"/>
-        </w:rPr>
-      </w:pPr>
-    </w:p>
-    <w:p>
-      <w:pPr>
-        <w:rPr>
-          <w:rFonts w:asciiTheme="majorBidi" w:hAnsiTheme="majorBidi" w:cstheme="majorBidi"/>
-          <w:b/>
-          <w:bCs/>
-          <w:sz w:val="24"/>
-          <w:szCs w:val="24"/>
-          <w:u w:val="single"/>
-        </w:rPr>
-      </w:pPr>
-    </w:p>
-    <w:p>
-      <w:pPr>
         <w:jc w:val="right"/>
         <w:rPr>
           <w:rFonts w:asciiTheme="majorBidi" w:hAnsiTheme="majorBidi" w:cstheme="majorBidi"/>
@@ -12651,7 +12304,6 @@
           <w:szCs w:val="24"/>
           <w:u w:val="single"/>
         </w:rPr>
-        <w:lastRenderedPageBreak/>
         <w:t xml:space="preserve">Date: </w:t>
       </w:r>
       <w:r>
@@ -13014,6 +12666,7 @@
           <w:noProof/>
           <w:color w:val="000000"/>
           <w:u w:val="single"/>
+          <w:lang w:bidi="ne-NP"/>
         </w:rPr>
         <mc:AlternateContent>
           <mc:Choice Requires="wps">
@@ -13087,7 +12740,7 @@
           </mc:Choice>
           <mc:Fallback>
             <w:pict>
-              <v:shape w14:anchorId="52592CB1" id="_x0000_s1030" type="#_x0000_t202" style="position:absolute;left:0;text-align:left;margin-left:319.8pt;margin-top:22.15pt;width:182.25pt;height:82.3pt;z-index:-251661312;visibility:visible;mso-wrap-style:square;mso-height-percent:0;mso-wrap-distance-left:9pt;mso-wrap-distance-top:0;mso-wrap-distance-right:9pt;mso-wrap-distance-bottom:0;mso-position-horizontal:absolute;mso-position-horizontal-relative:text;mso-position-vertical:absolute;mso-position-vertical-relative:text;mso-height-percent:0;mso-height-relative:margin;v-text-anchor:top" o:gfxdata="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" fillcolor="white [3201]" strokecolor="black [3200]" strokeweight="2pt">
+              <v:shape w14:anchorId="52592CB1" id="_x0000_s1030" type="#_x0000_t202" style="position:absolute;left:0;text-align:left;margin-left:319.8pt;margin-top:22.15pt;width:182.25pt;height:82.3pt;z-index:-251661312;visibility:visible;mso-wrap-style:square;mso-height-percent:0;mso-wrap-distance-left:9pt;mso-wrap-distance-top:0;mso-wrap-distance-right:9pt;mso-wrap-distance-bottom:0;mso-position-horizontal:absolute;mso-position-horizontal-relative:text;mso-position-vertical:absolute;mso-position-vertical-relative:text;mso-height-percent:0;mso-height-relative:margin;v-text-anchor:top" o:gfxdata="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" fillcolor="white [3201]" strokecolor="black [3200]" strokeweight="2pt">
                 <v:textbox>
                   <w:txbxContent>
                     <w:p/>
@@ -13297,15 +12950,6 @@
     </w:p>
     <w:p>
       <w:pPr>
-        <w:jc w:val="both"/>
-        <w:rPr>
-          <w:rFonts w:asciiTheme="majorBidi" w:hAnsiTheme="majorBidi" w:cstheme="majorBidi"/>
-        </w:rPr>
-      </w:pPr>
-    </w:p>
-    <w:p>
-      <w:pPr>
-        <w:jc w:val="right"/>
         <w:rPr>
           <w:rFonts w:asciiTheme="majorBidi" w:hAnsiTheme="majorBidi" w:cstheme="majorBidi"/>
           <w:b/>
@@ -13718,7 +13362,6 @@
           <w:szCs w:val="24"/>
           <w:u w:val="single"/>
         </w:rPr>
-        <w:lastRenderedPageBreak/>
         <w:t xml:space="preserve">Date: </w:t>
       </w:r>
       <w:r>
@@ -13861,7 +13504,6 @@
           <w:u w:val="single"/>
         </w:rPr>
       </w:pPr>
-      <w:proofErr w:type="spellStart"/>
       <w:r>
         <w:rPr>
           <w:rFonts w:asciiTheme="majorBidi" w:hAnsiTheme="majorBidi" w:cstheme="majorBidi"/>
@@ -13870,10 +13512,522 @@
           <w:szCs w:val="32"/>
           <w:u w:val="single"/>
         </w:rPr>
-        <w:t>Self Declaration</w:t>
-      </w:r>
-      <w:proofErr w:type="spellEnd"/>
-      <w:r>
+        <w:t>Self Declaration Certificate</w:t>
+      </w:r>
+    </w:p>
+    <w:p>
+      <w:pPr>
+        <w:rPr>
+          <w:rFonts w:asciiTheme="majorBidi" w:hAnsiTheme="majorBidi" w:cstheme="majorBidi"/>
+        </w:rPr>
+      </w:pPr>
+    </w:p>
+    <w:p>
+      <w:pPr>
+        <w:jc w:val="both"/>
+        <w:rPr>
+          <w:rFonts w:asciiTheme="majorBidi" w:hAnsiTheme="majorBidi" w:cstheme="majorBidi"/>
+        </w:rPr>
+      </w:pPr>
+      <w:r>
+        <w:rPr>
+          <w:rFonts w:asciiTheme="majorBidi" w:hAnsiTheme="majorBidi" w:cstheme="majorBidi"/>
+        </w:rPr>
+        <w:t>We underscore the importance of a free, fair and competitive procurement process that preclude fraudulent use. In this respect we have neither offered nor granted, directly or indirectly, any inadmissible advantages to any public servants or other person in connection with our tender, nor will we offer or grant any such incentives or conditions in the subsequent execution of the contract.</w:t>
+      </w:r>
+    </w:p>
+    <w:p>
+      <w:pPr>
+        <w:jc w:val="both"/>
+        <w:rPr>
+          <w:rFonts w:asciiTheme="majorBidi" w:hAnsiTheme="majorBidi" w:cstheme="majorBidi"/>
+        </w:rPr>
+      </w:pPr>
+      <w:r>
+        <w:rPr>
+          <w:rFonts w:asciiTheme="majorBidi" w:hAnsiTheme="majorBidi" w:cstheme="majorBidi"/>
+        </w:rPr>
+        <w:t>We also underscore the importance of adhering to minimum social standards</w:t>
+      </w:r>
+    </w:p>
+    <w:p>
+      <w:pPr>
+        <w:jc w:val="both"/>
+        <w:rPr>
+          <w:rFonts w:asciiTheme="majorBidi" w:hAnsiTheme="majorBidi" w:cstheme="majorBidi"/>
+        </w:rPr>
+      </w:pPr>
+      <w:r>
+        <w:rPr>
+          <w:rFonts w:asciiTheme="majorBidi" w:hAnsiTheme="majorBidi" w:cstheme="majorBidi"/>
+        </w:rPr>
+        <w:t xml:space="preserve"> “Core Labor Standards” in the implementation of the project. We undertake to comply with the Core Labor Standards ratified by the country of Nepal.</w:t>
+      </w:r>
+    </w:p>
+    <w:p>
+      <w:pPr>
+        <w:jc w:val="both"/>
+        <w:rPr>
+          <w:rFonts w:asciiTheme="majorBidi" w:hAnsiTheme="majorBidi" w:cstheme="majorBidi"/>
+        </w:rPr>
+      </w:pPr>
+      <w:r>
+        <w:rPr>
+          <w:rFonts w:asciiTheme="majorBidi" w:hAnsiTheme="majorBidi" w:cstheme="majorBidi"/>
+        </w:rPr>
+        <w:t>We also declare that the number of ongoing contracts of the firm on this date is less than five.</w:t>
+      </w:r>
+    </w:p>
+    <w:p>
+      <w:pPr>
+        <w:jc w:val="both"/>
+        <w:rPr>
+          <w:rFonts w:asciiTheme="majorBidi" w:hAnsiTheme="majorBidi" w:cstheme="majorBidi"/>
+        </w:rPr>
+      </w:pPr>
+      <w:r>
+        <w:rPr>
+          <w:rFonts w:asciiTheme="majorBidi" w:hAnsiTheme="majorBidi" w:cstheme="majorBidi"/>
+        </w:rPr>
+        <w:t>We will inform our staff about their respective obligation to fulfill declaration of undertaking and to obey the law of Nepal.</w:t>
+      </w:r>
+    </w:p>
+    <w:p>
+      <w:pPr>
+        <w:jc w:val="both"/>
+        <w:rPr>
+          <w:rFonts w:asciiTheme="majorBidi" w:hAnsiTheme="majorBidi" w:cstheme="majorBidi"/>
+          <w:noProof/>
+        </w:rPr>
+      </w:pPr>
+      <w:r>
+        <w:rPr>
+          <w:rFonts w:asciiTheme="majorBidi" w:hAnsiTheme="majorBidi" w:cstheme="majorBidi"/>
+        </w:rPr>
+        <w:t>With Regards,</w:t>
+      </w:r>
+    </w:p>
+    <w:p>
+      <w:pPr>
+        <w:jc w:val="both"/>
+        <w:rPr>
+          <w:rFonts w:asciiTheme="majorBidi" w:hAnsiTheme="majorBidi" w:cstheme="majorBidi"/>
+          <w:noProof/>
+        </w:rPr>
+      </w:pPr>
+    </w:p>
+    <w:tbl>
+      <w:tblPr>
+        <w:tblStyle w:val="TableGrid"/>
+        <w:tblpPr w:leftFromText="180" w:rightFromText="180" w:vertAnchor="text" w:horzAnchor="margin" w:tblpY="122"/>
+        <w:tblW w:w="3605" w:type="dxa"/>
+        <w:tblBorders>
+          <w:top w:val="none" w:sz="0" w:space="0" w:color="auto"/>
+          <w:left w:val="none" w:sz="0" w:space="0" w:color="auto"/>
+          <w:bottom w:val="none" w:sz="0" w:space="0" w:color="auto"/>
+          <w:right w:val="none" w:sz="0" w:space="0" w:color="auto"/>
+          <w:insideH w:val="none" w:sz="0" w:space="0" w:color="auto"/>
+          <w:insideV w:val="none" w:sz="0" w:space="0" w:color="auto"/>
+        </w:tblBorders>
+        <w:tblLook w:val="04A0" w:firstRow="1" w:lastRow="0" w:firstColumn="1" w:lastColumn="0" w:noHBand="0" w:noVBand="1"/>
+      </w:tblPr>
+      <w:tblGrid>
+        <w:gridCol w:w="3605"/>
+      </w:tblGrid>
+      <w:tr>
+        <w:trPr>
+          <w:trHeight w:val="513"/>
+        </w:trPr>
+        <w:tc>
+          <w:tcPr>
+            <w:tcW w:w="3605" w:type="dxa"/>
+          </w:tcPr>
+          <w:p>
+            <w:pPr>
+              <w:tabs>
+                <w:tab w:val="left" w:pos="5550"/>
+              </w:tabs>
+              <w:spacing w:before="240" w:after="240"/>
+              <w:jc w:val="center"/>
+              <w:rPr>
+                <w:rFonts w:asciiTheme="majorBidi" w:eastAsia="Rockwell" w:hAnsiTheme="majorBidi" w:cstheme="majorBidi"/>
+                <w:b/>
+                <w:sz w:val="28"/>
+                <w:szCs w:val="28"/>
+                <w:u w:val="single"/>
+              </w:rPr>
+            </w:pPr>
+            <w:r>
+              <w:rPr>
+                <w:rFonts w:asciiTheme="majorBidi" w:eastAsia="Rockwell" w:hAnsiTheme="majorBidi" w:cstheme="majorBidi"/>
+                <w:b/>
+                <w:sz w:val="28"/>
+                <w:szCs w:val="28"/>
+                <w:u w:val="single"/>
+              </w:rPr>
+              <w:t>…………………………</w:t>
+            </w:r>
+          </w:p>
+        </w:tc>
+      </w:tr>
+      <w:tr>
+        <w:trPr>
+          <w:trHeight w:val="363"/>
+        </w:trPr>
+        <w:tc>
+          <w:tcPr>
+            <w:tcW w:w="3605" w:type="dxa"/>
+          </w:tcPr>
+          <w:p>
+            <w:pPr>
+              <w:jc w:val="center"/>
+              <w:rPr>
+                <w:rFonts w:asciiTheme="majorBidi" w:hAnsiTheme="majorBidi" w:cstheme="majorBidi"/>
+              </w:rPr>
+            </w:pPr>
+            <w:r>
+              <w:rPr>
+                <w:rFonts w:asciiTheme="majorBidi" w:hAnsiTheme="majorBidi" w:cstheme="majorBidi"/>
+              </w:rPr>
+              <w:t>Mr. {{</w:t>
+            </w:r>
+            <w:r>
+              <w:rPr>
+                <w:rFonts w:asciiTheme="majorBidi" w:hAnsiTheme="majorBidi" w:cstheme="majorBidi"/>
+              </w:rPr>
+              <w:t>SECOND</w:t>
+            </w:r>
+            <w:r>
+              <w:rPr>
+                <w:rFonts w:asciiTheme="majorBidi" w:hAnsiTheme="majorBidi" w:cstheme="majorBidi"/>
+              </w:rPr>
+              <w:t>_PARTNER_CEO}}</w:t>
+            </w:r>
+          </w:p>
+        </w:tc>
+      </w:tr>
+      <w:tr>
+        <w:trPr>
+          <w:trHeight w:val="370"/>
+        </w:trPr>
+        <w:tc>
+          <w:tcPr>
+            <w:tcW w:w="3605" w:type="dxa"/>
+          </w:tcPr>
+          <w:p>
+            <w:pPr>
+              <w:jc w:val="center"/>
+              <w:rPr>
+                <w:rFonts w:asciiTheme="majorBidi" w:hAnsiTheme="majorBidi" w:cstheme="majorBidi"/>
+              </w:rPr>
+            </w:pPr>
+            <w:r>
+              <w:rPr>
+                <w:rFonts w:asciiTheme="majorBidi" w:hAnsiTheme="majorBidi" w:cstheme="majorBidi"/>
+              </w:rPr>
+              <w:t>(Chief Executive)</w:t>
+            </w:r>
+          </w:p>
+        </w:tc>
+      </w:tr>
+      <w:tr>
+        <w:trPr>
+          <w:trHeight w:val="331"/>
+        </w:trPr>
+        <w:tc>
+          <w:tcPr>
+            <w:tcW w:w="3605" w:type="dxa"/>
+          </w:tcPr>
+          <w:p>
+            <w:pPr>
+              <w:jc w:val="center"/>
+              <w:rPr>
+                <w:rFonts w:asciiTheme="majorBidi" w:hAnsiTheme="majorBidi" w:cstheme="majorBidi"/>
+              </w:rPr>
+            </w:pPr>
+            <w:r>
+              <w:rPr>
+                <w:rFonts w:asciiTheme="majorBidi" w:hAnsiTheme="majorBidi" w:cstheme="majorBidi"/>
+              </w:rPr>
+              <w:t>{{</w:t>
+            </w:r>
+            <w:r>
+              <w:rPr>
+                <w:rFonts w:asciiTheme="majorBidi" w:hAnsiTheme="majorBidi" w:cstheme="majorBidi"/>
+              </w:rPr>
+              <w:t>SECOND</w:t>
+            </w:r>
+            <w:r>
+              <w:rPr>
+                <w:rFonts w:asciiTheme="majorBidi" w:hAnsiTheme="majorBidi" w:cstheme="majorBidi"/>
+              </w:rPr>
+              <w:t>_PARTNER_NAME}}</w:t>
+            </w:r>
+          </w:p>
+        </w:tc>
+      </w:tr>
+      <w:tr>
+        <w:trPr>
+          <w:trHeight w:val="449"/>
+        </w:trPr>
+        <w:tc>
+          <w:tcPr>
+            <w:tcW w:w="3605" w:type="dxa"/>
+          </w:tcPr>
+          <w:p>
+            <w:pPr>
+              <w:jc w:val="center"/>
+              <w:rPr>
+                <w:rFonts w:asciiTheme="majorBidi" w:hAnsiTheme="majorBidi" w:cstheme="majorBidi"/>
+              </w:rPr>
+            </w:pPr>
+            <w:r>
+              <w:rPr>
+                <w:rFonts w:asciiTheme="majorBidi" w:hAnsiTheme="majorBidi" w:cstheme="majorBidi"/>
+              </w:rPr>
+              <w:t>{{</w:t>
+            </w:r>
+            <w:r>
+              <w:rPr>
+                <w:rFonts w:asciiTheme="majorBidi" w:hAnsiTheme="majorBidi" w:cstheme="majorBidi"/>
+              </w:rPr>
+              <w:t>SECOND</w:t>
+            </w:r>
+            <w:r>
+              <w:rPr>
+                <w:rFonts w:asciiTheme="majorBidi" w:hAnsiTheme="majorBidi" w:cstheme="majorBidi"/>
+              </w:rPr>
+              <w:t>_ADDRESS}}</w:t>
+            </w:r>
+          </w:p>
+        </w:tc>
+      </w:tr>
+    </w:tbl>
+    <w:p>
+      <w:pPr>
+        <w:jc w:val="both"/>
+        <w:rPr>
+          <w:rFonts w:asciiTheme="majorBidi" w:hAnsiTheme="majorBidi" w:cstheme="majorBidi"/>
+          <w:noProof/>
+        </w:rPr>
+      </w:pPr>
+    </w:p>
+    <w:p>
+      <w:pPr>
+        <w:jc w:val="both"/>
+        <w:rPr>
+          <w:rFonts w:asciiTheme="majorBidi" w:hAnsiTheme="majorBidi" w:cstheme="majorBidi"/>
+          <w:noProof/>
+        </w:rPr>
+      </w:pPr>
+    </w:p>
+    <w:p>
+      <w:pPr>
+        <w:jc w:val="both"/>
+        <w:rPr>
+          <w:rFonts w:asciiTheme="majorBidi" w:hAnsiTheme="majorBidi" w:cstheme="majorBidi"/>
+          <w:noProof/>
+        </w:rPr>
+      </w:pPr>
+    </w:p>
+    <w:p>
+      <w:pPr>
+        <w:jc w:val="both"/>
+        <w:rPr>
+          <w:rFonts w:asciiTheme="majorBidi" w:hAnsiTheme="majorBidi" w:cstheme="majorBidi"/>
+          <w:noProof/>
+        </w:rPr>
+      </w:pPr>
+    </w:p>
+    <w:p>
+      <w:pPr>
+        <w:jc w:val="right"/>
+        <w:rPr>
+          <w:rFonts w:asciiTheme="majorBidi" w:hAnsiTheme="majorBidi" w:cstheme="majorBidi"/>
+          <w:b/>
+          <w:bCs/>
+          <w:sz w:val="24"/>
+          <w:szCs w:val="24"/>
+          <w:u w:val="single"/>
+        </w:rPr>
+      </w:pPr>
+    </w:p>
+    <w:p>
+      <w:pPr>
+        <w:jc w:val="right"/>
+        <w:rPr>
+          <w:rFonts w:asciiTheme="majorBidi" w:hAnsiTheme="majorBidi" w:cstheme="majorBidi"/>
+          <w:b/>
+          <w:bCs/>
+          <w:sz w:val="24"/>
+          <w:szCs w:val="24"/>
+          <w:u w:val="single"/>
+        </w:rPr>
+        <w:sectPr>
+          <w:pgSz w:w="12240" w:h="15840"/>
+          <w:pgMar w:top="1440" w:right="864" w:bottom="1440" w:left="864" w:header="0" w:footer="0" w:gutter="0"/>
+          <w:cols w:space="720"/>
+          <w:docGrid w:linePitch="360"/>
+        </w:sectPr>
+      </w:pPr>
+    </w:p>
+    <w:p>
+      <w:pPr>
+        <w:jc w:val="right"/>
+        <w:rPr>
+          <w:rFonts w:asciiTheme="majorBidi" w:hAnsiTheme="majorBidi" w:cstheme="majorBidi"/>
+        </w:rPr>
+      </w:pPr>
+      <w:r>
+        <w:rPr>
+          <w:rFonts w:asciiTheme="majorBidi" w:hAnsiTheme="majorBidi" w:cstheme="majorBidi"/>
+          <w:b/>
+          <w:bCs/>
+          <w:sz w:val="24"/>
+          <w:szCs w:val="24"/>
+          <w:u w:val="single"/>
+        </w:rPr>
+        <w:t xml:space="preserve">Date: </w:t>
+      </w:r>
+      <w:r>
+        <w:rPr>
+          <w:rFonts w:asciiTheme="majorBidi" w:hAnsiTheme="majorBidi" w:cstheme="majorBidi"/>
+          <w:b/>
+          <w:bCs/>
+          <w:sz w:val="24"/>
+          <w:szCs w:val="24"/>
+          <w:u w:val="single"/>
+        </w:rPr>
+        <w:t>{{BID_DATE}}</w:t>
+      </w:r>
+    </w:p>
+    <w:p>
+      <w:pPr>
+        <w:shd w:val="clear" w:color="auto" w:fill="FFFFFF"/>
+        <w:rPr>
+          <w:rFonts w:asciiTheme="majorBidi" w:hAnsiTheme="majorBidi" w:cstheme="majorBidi"/>
+          <w:b/>
+          <w:color w:val="222222"/>
+        </w:rPr>
+      </w:pPr>
+      <w:r>
+        <w:rPr>
+          <w:rFonts w:asciiTheme="majorBidi" w:hAnsiTheme="majorBidi" w:cstheme="majorBidi"/>
+          <w:b/>
+          <w:color w:val="222222"/>
+        </w:rPr>
+        <w:t>To,</w:t>
+      </w:r>
+    </w:p>
+    <w:p>
+      <w:pPr>
+        <w:rPr>
+          <w:rFonts w:asciiTheme="majorBidi" w:hAnsiTheme="majorBidi" w:cstheme="majorBidi"/>
+        </w:rPr>
+      </w:pPr>
+      <w:r>
+        <w:rPr>
+          <w:rFonts w:asciiTheme="majorBidi" w:hAnsiTheme="majorBidi" w:cstheme="majorBidi"/>
+        </w:rPr>
+        <w:t>{{EMPLOYER_NAME}},</w:t>
+      </w:r>
+    </w:p>
+    <w:p>
+      <w:pPr>
+        <w:rPr>
+          <w:rFonts w:asciiTheme="majorBidi" w:hAnsiTheme="majorBidi" w:cstheme="majorBidi"/>
+        </w:rPr>
+      </w:pPr>
+      <w:r>
+        <w:rPr>
+          <w:rFonts w:asciiTheme="majorBidi" w:hAnsiTheme="majorBidi" w:cstheme="majorBidi"/>
+        </w:rPr>
+        <w:t>{{EMPLOYER_ADDRESS}}.</w:t>
+      </w:r>
+    </w:p>
+    <w:p>
+      <w:pPr>
+        <w:rPr>
+          <w:rFonts w:asciiTheme="majorBidi" w:hAnsiTheme="majorBidi" w:cstheme="majorBidi"/>
+        </w:rPr>
+      </w:pPr>
+      <w:r>
+        <w:rPr>
+          <w:rFonts w:asciiTheme="majorBidi" w:hAnsiTheme="majorBidi" w:cstheme="majorBidi"/>
+          <w:u w:val="single"/>
+        </w:rPr>
+        <w:t>Reference</w:t>
+      </w:r>
+      <w:r>
+        <w:rPr>
+          <w:rFonts w:asciiTheme="majorBidi" w:hAnsiTheme="majorBidi" w:cstheme="majorBidi"/>
+          <w:b/>
+          <w:u w:val="single"/>
+        </w:rPr>
+        <w:t>:</w:t>
+      </w:r>
+      <w:r>
+        <w:rPr>
+          <w:rFonts w:asciiTheme="majorBidi" w:hAnsiTheme="majorBidi" w:cstheme="majorBidi"/>
+          <w:b/>
+        </w:rPr>
+        <w:t xml:space="preserve"> {{PROJECT_NAME}}</w:t>
+      </w:r>
+    </w:p>
+    <w:p>
+      <w:pPr>
+        <w:rPr>
+          <w:rFonts w:asciiTheme="majorBidi" w:hAnsiTheme="majorBidi" w:cstheme="majorBidi"/>
+        </w:rPr>
+      </w:pPr>
+      <w:r>
+        <w:rPr>
+          <w:rFonts w:asciiTheme="majorBidi" w:hAnsiTheme="majorBidi" w:cstheme="majorBidi"/>
+          <w:u w:val="single"/>
+        </w:rPr>
+        <w:t>Contract Identification No</w:t>
+      </w:r>
+      <w:r>
+        <w:rPr>
+          <w:rFonts w:asciiTheme="majorBidi" w:hAnsiTheme="majorBidi" w:cstheme="majorBidi"/>
+          <w:bCs/>
+          <w:u w:val="single"/>
+        </w:rPr>
+        <w:t>.:</w:t>
+      </w:r>
+      <w:r>
+        <w:rPr>
+          <w:rFonts w:asciiTheme="majorBidi" w:hAnsiTheme="majorBidi" w:cstheme="majorBidi"/>
+          <w:bCs/>
+        </w:rPr>
+        <w:t xml:space="preserve"> </w:t>
+      </w:r>
+      <w:r>
+        <w:rPr>
+          <w:rFonts w:asciiTheme="majorBidi" w:hAnsiTheme="majorBidi" w:cstheme="majorBidi"/>
+          <w:b/>
+        </w:rPr>
+        <w:t>{{IFB_NUMBER}}</w:t>
+      </w:r>
+      <w:r>
+        <w:rPr>
+          <w:rFonts w:asciiTheme="majorBidi" w:hAnsiTheme="majorBidi" w:cstheme="majorBidi"/>
+          <w:b/>
+          <w:color w:val="333333"/>
+        </w:rPr>
+        <w:br/>
+      </w:r>
+    </w:p>
+    <w:p>
+      <w:pPr>
+        <w:rPr>
+          <w:rFonts w:asciiTheme="majorBidi" w:hAnsiTheme="majorBidi" w:cstheme="majorBidi"/>
+        </w:rPr>
+      </w:pPr>
+    </w:p>
+    <w:p>
+      <w:pPr>
+        <w:jc w:val="center"/>
         <w:rPr>
           <w:rFonts w:asciiTheme="majorBidi" w:hAnsiTheme="majorBidi" w:cstheme="majorBidi"/>
           <w:b/>
@@ -13881,15 +14035,17 @@
           <w:szCs w:val="32"/>
           <w:u w:val="single"/>
         </w:rPr>
-        <w:t xml:space="preserve"> Certificate</w:t>
-      </w:r>
-    </w:p>
-    <w:p>
-      <w:pPr>
-        <w:rPr>
-          <w:rFonts w:asciiTheme="majorBidi" w:hAnsiTheme="majorBidi" w:cstheme="majorBidi"/>
-        </w:rPr>
-      </w:pPr>
+      </w:pPr>
+      <w:r>
+        <w:rPr>
+          <w:rFonts w:asciiTheme="majorBidi" w:hAnsiTheme="majorBidi" w:cstheme="majorBidi"/>
+          <w:b/>
+          <w:sz w:val="32"/>
+          <w:szCs w:val="32"/>
+          <w:u w:val="single"/>
+        </w:rPr>
+        <w:t>Running Contract Self Declaration</w:t>
+      </w:r>
     </w:p>
     <w:p>
       <w:pPr>
@@ -13902,7 +14058,7 @@
         <w:rPr>
           <w:rFonts w:asciiTheme="majorBidi" w:hAnsiTheme="majorBidi" w:cstheme="majorBidi"/>
         </w:rPr>
-        <w:t>We underscore the importance of a free, fair and competitive procurement process that preclude fraudulent use. In this respect we have neither offered nor granted, directly or indirectly, any inadmissible advantages to any public servants or other person in connection with our tender, nor will we offer or grant any such incentives or conditions in the subsequent execution of the contract.</w:t>
+        <w:t>As per the provision of Clause 3 (4 gha 3) of Public Procurement act 2063, 11th edition, We, the undersigned, declare that:</w:t>
       </w:r>
     </w:p>
     <w:p>
@@ -13916,7 +14072,20 @@
         <w:rPr>
           <w:rFonts w:asciiTheme="majorBidi" w:hAnsiTheme="majorBidi" w:cstheme="majorBidi"/>
         </w:rPr>
-        <w:t>We also underscore the importance of adhering to minimum social standards</w:t>
+        <w:t>The number of contracts being awarded to us till this date is not more than</w:t>
+      </w:r>
+      <w:r>
+        <w:rPr>
+          <w:rFonts w:asciiTheme="majorBidi" w:hAnsiTheme="majorBidi" w:cstheme="majorBidi"/>
+          <w:b/>
+        </w:rPr>
+        <w:t xml:space="preserve"> 5</w:t>
+      </w:r>
+      <w:r>
+        <w:rPr>
+          <w:rFonts w:asciiTheme="majorBidi" w:hAnsiTheme="majorBidi" w:cstheme="majorBidi"/>
+        </w:rPr>
+        <w:t xml:space="preserve"> and in accordance with Clause 3 (4 gha 3) of Public Procurement act 2063, 11th edition.</w:t>
       </w:r>
     </w:p>
     <w:p>
@@ -13930,7 +14099,7 @@
         <w:rPr>
           <w:rFonts w:asciiTheme="majorBidi" w:hAnsiTheme="majorBidi" w:cstheme="majorBidi"/>
         </w:rPr>
-        <w:t xml:space="preserve"> “Core Labor Standards” in the implementation of the project. We undertake to comply with the Core Labor Standards ratified by the country of Nepal.</w:t>
+        <w:t>With Regards,</w:t>
       </w:r>
     </w:p>
     <w:p>
@@ -13940,66 +14109,12 @@
           <w:rFonts w:asciiTheme="majorBidi" w:hAnsiTheme="majorBidi" w:cstheme="majorBidi"/>
         </w:rPr>
       </w:pPr>
-      <w:r>
-        <w:rPr>
-          <w:rFonts w:asciiTheme="majorBidi" w:hAnsiTheme="majorBidi" w:cstheme="majorBidi"/>
-        </w:rPr>
-        <w:t>We also declare that the number of ongoing contracts of the firm on this date is less than five.</w:t>
-      </w:r>
     </w:p>
     <w:p>
       <w:pPr>
         <w:jc w:val="both"/>
         <w:rPr>
           <w:rFonts w:asciiTheme="majorBidi" w:hAnsiTheme="majorBidi" w:cstheme="majorBidi"/>
-        </w:rPr>
-      </w:pPr>
-      <w:r>
-        <w:rPr>
-          <w:rFonts w:asciiTheme="majorBidi" w:hAnsiTheme="majorBidi" w:cstheme="majorBidi"/>
-        </w:rPr>
-        <w:t>We will inform our staff about their respective obligation to fulfill declaration of undertaking and to obey the law of Nepal.</w:t>
-      </w:r>
-    </w:p>
-    <w:p>
-      <w:pPr>
-        <w:jc w:val="both"/>
-        <w:rPr>
-          <w:rFonts w:asciiTheme="majorBidi" w:hAnsiTheme="majorBidi" w:cstheme="majorBidi"/>
-          <w:noProof/>
-        </w:rPr>
-      </w:pPr>
-      <w:r>
-        <w:rPr>
-          <w:rFonts w:asciiTheme="majorBidi" w:hAnsiTheme="majorBidi" w:cstheme="majorBidi"/>
-        </w:rPr>
-        <w:t>With Regards,</w:t>
-      </w:r>
-    </w:p>
-    <w:p>
-      <w:pPr>
-        <w:jc w:val="both"/>
-        <w:rPr>
-          <w:rFonts w:asciiTheme="majorBidi" w:hAnsiTheme="majorBidi" w:cstheme="majorBidi"/>
-          <w:noProof/>
-        </w:rPr>
-      </w:pPr>
-    </w:p>
-    <w:p>
-      <w:pPr>
-        <w:jc w:val="both"/>
-        <w:rPr>
-          <w:rFonts w:asciiTheme="majorBidi" w:hAnsiTheme="majorBidi" w:cstheme="majorBidi"/>
-          <w:noProof/>
-        </w:rPr>
-      </w:pPr>
-    </w:p>
-    <w:p>
-      <w:pPr>
-        <w:jc w:val="both"/>
-        <w:rPr>
-          <w:rFonts w:asciiTheme="majorBidi" w:hAnsiTheme="majorBidi" w:cstheme="majorBidi"/>
-          <w:noProof/>
         </w:rPr>
       </w:pPr>
     </w:p>
@@ -14195,34 +14310,80 @@
         <w:jc w:val="both"/>
         <w:rPr>
           <w:rFonts w:asciiTheme="majorBidi" w:hAnsiTheme="majorBidi" w:cstheme="majorBidi"/>
-          <w:noProof/>
-        </w:rPr>
-      </w:pPr>
-    </w:p>
-    <w:p>
-      <w:pPr>
-        <w:jc w:val="both"/>
-        <w:rPr>
-          <w:rFonts w:asciiTheme="majorBidi" w:hAnsiTheme="majorBidi" w:cstheme="majorBidi"/>
-          <w:noProof/>
-        </w:rPr>
-      </w:pPr>
-    </w:p>
-    <w:p>
-      <w:pPr>
-        <w:jc w:val="both"/>
-        <w:rPr>
-          <w:rFonts w:asciiTheme="majorBidi" w:hAnsiTheme="majorBidi" w:cstheme="majorBidi"/>
-          <w:noProof/>
-        </w:rPr>
-      </w:pPr>
-    </w:p>
-    <w:p>
-      <w:pPr>
-        <w:jc w:val="both"/>
-        <w:rPr>
-          <w:rFonts w:asciiTheme="majorBidi" w:hAnsiTheme="majorBidi" w:cstheme="majorBidi"/>
-          <w:noProof/>
+        </w:rPr>
+      </w:pPr>
+    </w:p>
+    <w:p>
+      <w:pPr>
+        <w:rPr>
+          <w:rFonts w:asciiTheme="majorBidi" w:hAnsiTheme="majorBidi" w:cstheme="majorBidi"/>
+        </w:rPr>
+      </w:pPr>
+    </w:p>
+    <w:p>
+      <w:pPr>
+        <w:rPr>
+          <w:rFonts w:asciiTheme="majorBidi" w:hAnsiTheme="majorBidi" w:cstheme="majorBidi"/>
+        </w:rPr>
+      </w:pPr>
+    </w:p>
+    <w:p>
+      <w:pPr>
+        <w:rPr>
+          <w:rFonts w:asciiTheme="majorBidi" w:hAnsiTheme="majorBidi" w:cstheme="majorBidi"/>
+        </w:rPr>
+      </w:pPr>
+    </w:p>
+    <w:p>
+      <w:pPr>
+        <w:rPr>
+          <w:rFonts w:asciiTheme="majorBidi" w:hAnsiTheme="majorBidi" w:cstheme="majorBidi"/>
+        </w:rPr>
+      </w:pPr>
+    </w:p>
+    <w:p>
+      <w:pPr>
+        <w:rPr>
+          <w:rFonts w:asciiTheme="majorBidi" w:hAnsiTheme="majorBidi" w:cstheme="majorBidi"/>
+        </w:rPr>
+      </w:pPr>
+    </w:p>
+    <w:p>
+      <w:pPr>
+        <w:jc w:val="right"/>
+        <w:rPr>
+          <w:rFonts w:asciiTheme="majorBidi" w:hAnsiTheme="majorBidi" w:cstheme="majorBidi"/>
+          <w:b/>
+          <w:bCs/>
+          <w:sz w:val="24"/>
+          <w:szCs w:val="24"/>
+          <w:u w:val="single"/>
+        </w:rPr>
+      </w:pPr>
+    </w:p>
+    <w:p>
+      <w:pPr>
+        <w:jc w:val="right"/>
+        <w:rPr>
+          <w:rFonts w:asciiTheme="majorBidi" w:hAnsiTheme="majorBidi" w:cstheme="majorBidi"/>
+          <w:b/>
+          <w:bCs/>
+          <w:sz w:val="24"/>
+          <w:szCs w:val="24"/>
+          <w:u w:val="single"/>
+        </w:rPr>
+      </w:pPr>
+    </w:p>
+    <w:p>
+      <w:pPr>
+        <w:jc w:val="right"/>
+        <w:rPr>
+          <w:rFonts w:asciiTheme="majorBidi" w:hAnsiTheme="majorBidi" w:cstheme="majorBidi"/>
+          <w:b/>
+          <w:bCs/>
+          <w:sz w:val="24"/>
+          <w:szCs w:val="24"/>
+          <w:u w:val="single"/>
         </w:rPr>
       </w:pPr>
     </w:p>
@@ -14274,591 +14435,6 @@
           <w:szCs w:val="24"/>
           <w:u w:val="single"/>
         </w:rPr>
-        <w:lastRenderedPageBreak/>
-        <w:t xml:space="preserve">Date: </w:t>
-      </w:r>
-      <w:r>
-        <w:rPr>
-          <w:rFonts w:asciiTheme="majorBidi" w:hAnsiTheme="majorBidi" w:cstheme="majorBidi"/>
-          <w:b/>
-          <w:bCs/>
-          <w:sz w:val="24"/>
-          <w:szCs w:val="24"/>
-          <w:u w:val="single"/>
-        </w:rPr>
-        <w:t>{{BID_DATE}}</w:t>
-      </w:r>
-    </w:p>
-    <w:p>
-      <w:pPr>
-        <w:shd w:val="clear" w:color="auto" w:fill="FFFFFF"/>
-        <w:rPr>
-          <w:rFonts w:asciiTheme="majorBidi" w:hAnsiTheme="majorBidi" w:cstheme="majorBidi"/>
-          <w:b/>
-          <w:color w:val="222222"/>
-        </w:rPr>
-      </w:pPr>
-      <w:r>
-        <w:rPr>
-          <w:rFonts w:asciiTheme="majorBidi" w:hAnsiTheme="majorBidi" w:cstheme="majorBidi"/>
-          <w:b/>
-          <w:color w:val="222222"/>
-        </w:rPr>
-        <w:t>To,</w:t>
-      </w:r>
-    </w:p>
-    <w:p>
-      <w:pPr>
-        <w:rPr>
-          <w:rFonts w:asciiTheme="majorBidi" w:hAnsiTheme="majorBidi" w:cstheme="majorBidi"/>
-        </w:rPr>
-      </w:pPr>
-      <w:r>
-        <w:rPr>
-          <w:rFonts w:asciiTheme="majorBidi" w:hAnsiTheme="majorBidi" w:cstheme="majorBidi"/>
-        </w:rPr>
-        <w:t>{{EMPLOYER_NAME}},</w:t>
-      </w:r>
-    </w:p>
-    <w:p>
-      <w:pPr>
-        <w:rPr>
-          <w:rFonts w:asciiTheme="majorBidi" w:hAnsiTheme="majorBidi" w:cstheme="majorBidi"/>
-        </w:rPr>
-      </w:pPr>
-      <w:r>
-        <w:rPr>
-          <w:rFonts w:asciiTheme="majorBidi" w:hAnsiTheme="majorBidi" w:cstheme="majorBidi"/>
-        </w:rPr>
-        <w:t>{{EMPLOYER_ADDRESS}}.</w:t>
-      </w:r>
-    </w:p>
-    <w:p>
-      <w:pPr>
-        <w:rPr>
-          <w:rFonts w:asciiTheme="majorBidi" w:hAnsiTheme="majorBidi" w:cstheme="majorBidi"/>
-        </w:rPr>
-      </w:pPr>
-      <w:r>
-        <w:rPr>
-          <w:rFonts w:asciiTheme="majorBidi" w:hAnsiTheme="majorBidi" w:cstheme="majorBidi"/>
-          <w:u w:val="single"/>
-        </w:rPr>
-        <w:t>Reference</w:t>
-      </w:r>
-      <w:r>
-        <w:rPr>
-          <w:rFonts w:asciiTheme="majorBidi" w:hAnsiTheme="majorBidi" w:cstheme="majorBidi"/>
-          <w:b/>
-          <w:u w:val="single"/>
-        </w:rPr>
-        <w:t>:</w:t>
-      </w:r>
-      <w:r>
-        <w:rPr>
-          <w:rFonts w:asciiTheme="majorBidi" w:hAnsiTheme="majorBidi" w:cstheme="majorBidi"/>
-          <w:b/>
-        </w:rPr>
-        <w:t xml:space="preserve"> {{PROJECT_NAME}}</w:t>
-      </w:r>
-    </w:p>
-    <w:p>
-      <w:pPr>
-        <w:rPr>
-          <w:rFonts w:asciiTheme="majorBidi" w:hAnsiTheme="majorBidi" w:cstheme="majorBidi"/>
-        </w:rPr>
-      </w:pPr>
-      <w:r>
-        <w:rPr>
-          <w:rFonts w:asciiTheme="majorBidi" w:hAnsiTheme="majorBidi" w:cstheme="majorBidi"/>
-          <w:u w:val="single"/>
-        </w:rPr>
-        <w:t>Contract Identification No</w:t>
-      </w:r>
-      <w:r>
-        <w:rPr>
-          <w:rFonts w:asciiTheme="majorBidi" w:hAnsiTheme="majorBidi" w:cstheme="majorBidi"/>
-          <w:bCs/>
-          <w:u w:val="single"/>
-        </w:rPr>
-        <w:t>.:</w:t>
-      </w:r>
-      <w:r>
-        <w:rPr>
-          <w:rFonts w:asciiTheme="majorBidi" w:hAnsiTheme="majorBidi" w:cstheme="majorBidi"/>
-          <w:bCs/>
-        </w:rPr>
-        <w:t xml:space="preserve"> </w:t>
-      </w:r>
-      <w:r>
-        <w:rPr>
-          <w:rFonts w:asciiTheme="majorBidi" w:hAnsiTheme="majorBidi" w:cstheme="majorBidi"/>
-          <w:b/>
-        </w:rPr>
-        <w:t>{{IFB_NUMBER}}</w:t>
-      </w:r>
-      <w:r>
-        <w:rPr>
-          <w:rFonts w:asciiTheme="majorBidi" w:hAnsiTheme="majorBidi" w:cstheme="majorBidi"/>
-          <w:b/>
-          <w:color w:val="333333"/>
-        </w:rPr>
-        <w:br/>
-      </w:r>
-    </w:p>
-    <w:p>
-      <w:pPr>
-        <w:rPr>
-          <w:rFonts w:asciiTheme="majorBidi" w:hAnsiTheme="majorBidi" w:cstheme="majorBidi"/>
-        </w:rPr>
-      </w:pPr>
-    </w:p>
-    <w:p>
-      <w:pPr>
-        <w:jc w:val="center"/>
-        <w:rPr>
-          <w:rFonts w:asciiTheme="majorBidi" w:hAnsiTheme="majorBidi" w:cstheme="majorBidi"/>
-          <w:b/>
-          <w:sz w:val="32"/>
-          <w:szCs w:val="32"/>
-          <w:u w:val="single"/>
-        </w:rPr>
-      </w:pPr>
-      <w:r>
-        <w:rPr>
-          <w:rFonts w:asciiTheme="majorBidi" w:hAnsiTheme="majorBidi" w:cstheme="majorBidi"/>
-          <w:b/>
-          <w:sz w:val="32"/>
-          <w:szCs w:val="32"/>
-          <w:u w:val="single"/>
-        </w:rPr>
-        <w:t>Running Contract Self Declaration</w:t>
-      </w:r>
-    </w:p>
-    <w:p>
-      <w:pPr>
-        <w:jc w:val="both"/>
-        <w:rPr>
-          <w:rFonts w:asciiTheme="majorBidi" w:hAnsiTheme="majorBidi" w:cstheme="majorBidi"/>
-        </w:rPr>
-      </w:pPr>
-      <w:r>
-        <w:rPr>
-          <w:rFonts w:asciiTheme="majorBidi" w:hAnsiTheme="majorBidi" w:cstheme="majorBidi"/>
-        </w:rPr>
-        <w:t xml:space="preserve">As per the provision of Clause 3 (4 </w:t>
-      </w:r>
-      <w:proofErr w:type="spellStart"/>
-      <w:r>
-        <w:rPr>
-          <w:rFonts w:asciiTheme="majorBidi" w:hAnsiTheme="majorBidi" w:cstheme="majorBidi"/>
-        </w:rPr>
-        <w:t>gha</w:t>
-      </w:r>
-      <w:proofErr w:type="spellEnd"/>
-      <w:r>
-        <w:rPr>
-          <w:rFonts w:asciiTheme="majorBidi" w:hAnsiTheme="majorBidi" w:cstheme="majorBidi"/>
-        </w:rPr>
-        <w:t xml:space="preserve"> 3) of Public Procurement act 2063, 11th edition, We, the undersigned, declare that:</w:t>
-      </w:r>
-    </w:p>
-    <w:p>
-      <w:pPr>
-        <w:jc w:val="both"/>
-        <w:rPr>
-          <w:rFonts w:asciiTheme="majorBidi" w:hAnsiTheme="majorBidi" w:cstheme="majorBidi"/>
-        </w:rPr>
-      </w:pPr>
-      <w:r>
-        <w:rPr>
-          <w:rFonts w:asciiTheme="majorBidi" w:hAnsiTheme="majorBidi" w:cstheme="majorBidi"/>
-        </w:rPr>
-        <w:t>The number of contracts being awarded to us till this date is not more than</w:t>
-      </w:r>
-      <w:r>
-        <w:rPr>
-          <w:rFonts w:asciiTheme="majorBidi" w:hAnsiTheme="majorBidi" w:cstheme="majorBidi"/>
-          <w:b/>
-        </w:rPr>
-        <w:t xml:space="preserve"> 5</w:t>
-      </w:r>
-      <w:r>
-        <w:rPr>
-          <w:rFonts w:asciiTheme="majorBidi" w:hAnsiTheme="majorBidi" w:cstheme="majorBidi"/>
-        </w:rPr>
-        <w:t xml:space="preserve"> and in accordance with Clause 3 (4 </w:t>
-      </w:r>
-      <w:proofErr w:type="spellStart"/>
-      <w:r>
-        <w:rPr>
-          <w:rFonts w:asciiTheme="majorBidi" w:hAnsiTheme="majorBidi" w:cstheme="majorBidi"/>
-        </w:rPr>
-        <w:t>gha</w:t>
-      </w:r>
-      <w:proofErr w:type="spellEnd"/>
-      <w:r>
-        <w:rPr>
-          <w:rFonts w:asciiTheme="majorBidi" w:hAnsiTheme="majorBidi" w:cstheme="majorBidi"/>
-        </w:rPr>
-        <w:t xml:space="preserve"> 3) of Public Procurement act 2063, 11th edition.</w:t>
-      </w:r>
-    </w:p>
-    <w:p>
-      <w:pPr>
-        <w:jc w:val="both"/>
-        <w:rPr>
-          <w:rFonts w:asciiTheme="majorBidi" w:hAnsiTheme="majorBidi" w:cstheme="majorBidi"/>
-        </w:rPr>
-      </w:pPr>
-      <w:r>
-        <w:rPr>
-          <w:rFonts w:asciiTheme="majorBidi" w:hAnsiTheme="majorBidi" w:cstheme="majorBidi"/>
-        </w:rPr>
-        <w:t>With Regards,</w:t>
-      </w:r>
-    </w:p>
-    <w:p>
-      <w:pPr>
-        <w:jc w:val="both"/>
-        <w:rPr>
-          <w:rFonts w:asciiTheme="majorBidi" w:hAnsiTheme="majorBidi" w:cstheme="majorBidi"/>
-        </w:rPr>
-      </w:pPr>
-    </w:p>
-    <w:p>
-      <w:pPr>
-        <w:jc w:val="both"/>
-        <w:rPr>
-          <w:rFonts w:asciiTheme="majorBidi" w:hAnsiTheme="majorBidi" w:cstheme="majorBidi"/>
-        </w:rPr>
-      </w:pPr>
-    </w:p>
-    <w:tbl>
-      <w:tblPr>
-        <w:tblStyle w:val="TableGrid"/>
-        <w:tblpPr w:leftFromText="180" w:rightFromText="180" w:vertAnchor="text" w:horzAnchor="margin" w:tblpY="122"/>
-        <w:tblW w:w="3605" w:type="dxa"/>
-        <w:tblBorders>
-          <w:top w:val="none" w:sz="0" w:space="0" w:color="auto"/>
-          <w:left w:val="none" w:sz="0" w:space="0" w:color="auto"/>
-          <w:bottom w:val="none" w:sz="0" w:space="0" w:color="auto"/>
-          <w:right w:val="none" w:sz="0" w:space="0" w:color="auto"/>
-          <w:insideH w:val="none" w:sz="0" w:space="0" w:color="auto"/>
-          <w:insideV w:val="none" w:sz="0" w:space="0" w:color="auto"/>
-        </w:tblBorders>
-        <w:tblLook w:val="04A0" w:firstRow="1" w:lastRow="0" w:firstColumn="1" w:lastColumn="0" w:noHBand="0" w:noVBand="1"/>
-      </w:tblPr>
-      <w:tblGrid>
-        <w:gridCol w:w="3605"/>
-      </w:tblGrid>
-      <w:tr>
-        <w:trPr>
-          <w:trHeight w:val="583"/>
-        </w:trPr>
-        <w:tc>
-          <w:tcPr>
-            <w:tcW w:w="3605" w:type="dxa"/>
-          </w:tcPr>
-          <w:p>
-            <w:pPr>
-              <w:tabs>
-                <w:tab w:val="left" w:pos="5550"/>
-              </w:tabs>
-              <w:spacing w:before="240" w:after="240"/>
-              <w:jc w:val="center"/>
-              <w:rPr>
-                <w:rFonts w:asciiTheme="majorBidi" w:eastAsia="Rockwell" w:hAnsiTheme="majorBidi" w:cstheme="majorBidi"/>
-                <w:b/>
-                <w:sz w:val="28"/>
-                <w:szCs w:val="28"/>
-                <w:u w:val="single"/>
-              </w:rPr>
-            </w:pPr>
-            <w:r>
-              <w:rPr>
-                <w:rFonts w:asciiTheme="majorBidi" w:eastAsia="Rockwell" w:hAnsiTheme="majorBidi" w:cstheme="majorBidi"/>
-                <w:b/>
-                <w:sz w:val="28"/>
-                <w:szCs w:val="28"/>
-                <w:u w:val="single"/>
-              </w:rPr>
-              <w:t>…………………………</w:t>
-            </w:r>
-          </w:p>
-        </w:tc>
-      </w:tr>
-      <w:tr>
-        <w:trPr>
-          <w:trHeight w:val="413"/>
-        </w:trPr>
-        <w:tc>
-          <w:tcPr>
-            <w:tcW w:w="3605" w:type="dxa"/>
-          </w:tcPr>
-          <w:p>
-            <w:pPr>
-              <w:jc w:val="center"/>
-              <w:rPr>
-                <w:rFonts w:asciiTheme="majorBidi" w:hAnsiTheme="majorBidi" w:cstheme="majorBidi"/>
-              </w:rPr>
-            </w:pPr>
-            <w:r>
-              <w:rPr>
-                <w:rFonts w:asciiTheme="majorBidi" w:hAnsiTheme="majorBidi" w:cstheme="majorBidi"/>
-              </w:rPr>
-              <w:t>Mr. {{</w:t>
-            </w:r>
-            <w:r>
-              <w:rPr>
-                <w:rFonts w:asciiTheme="majorBidi" w:hAnsiTheme="majorBidi" w:cstheme="majorBidi"/>
-              </w:rPr>
-              <w:t>SECOND</w:t>
-            </w:r>
-            <w:r>
-              <w:rPr>
-                <w:rFonts w:asciiTheme="majorBidi" w:hAnsiTheme="majorBidi" w:cstheme="majorBidi"/>
-              </w:rPr>
-              <w:t>_PARTNER_CEO}}</w:t>
-            </w:r>
-          </w:p>
-        </w:tc>
-      </w:tr>
-      <w:tr>
-        <w:trPr>
-          <w:trHeight w:val="421"/>
-        </w:trPr>
-        <w:tc>
-          <w:tcPr>
-            <w:tcW w:w="3605" w:type="dxa"/>
-          </w:tcPr>
-          <w:p>
-            <w:pPr>
-              <w:jc w:val="center"/>
-              <w:rPr>
-                <w:rFonts w:asciiTheme="majorBidi" w:hAnsiTheme="majorBidi" w:cstheme="majorBidi"/>
-              </w:rPr>
-            </w:pPr>
-            <w:r>
-              <w:rPr>
-                <w:rFonts w:asciiTheme="majorBidi" w:hAnsiTheme="majorBidi" w:cstheme="majorBidi"/>
-              </w:rPr>
-              <w:t>(Chief Executive)</w:t>
-            </w:r>
-          </w:p>
-        </w:tc>
-      </w:tr>
-      <w:tr>
-        <w:trPr>
-          <w:trHeight w:val="377"/>
-        </w:trPr>
-        <w:tc>
-          <w:tcPr>
-            <w:tcW w:w="3605" w:type="dxa"/>
-          </w:tcPr>
-          <w:p>
-            <w:pPr>
-              <w:jc w:val="center"/>
-              <w:rPr>
-                <w:rFonts w:asciiTheme="majorBidi" w:hAnsiTheme="majorBidi" w:cstheme="majorBidi"/>
-              </w:rPr>
-            </w:pPr>
-            <w:r>
-              <w:rPr>
-                <w:rFonts w:asciiTheme="majorBidi" w:hAnsiTheme="majorBidi" w:cstheme="majorBidi"/>
-              </w:rPr>
-              <w:t>{{</w:t>
-            </w:r>
-            <w:r>
-              <w:rPr>
-                <w:rFonts w:asciiTheme="majorBidi" w:hAnsiTheme="majorBidi" w:cstheme="majorBidi"/>
-              </w:rPr>
-              <w:t>SECOND</w:t>
-            </w:r>
-            <w:r>
-              <w:rPr>
-                <w:rFonts w:asciiTheme="majorBidi" w:hAnsiTheme="majorBidi" w:cstheme="majorBidi"/>
-              </w:rPr>
-              <w:t>_PARTNER_NAME}}</w:t>
-            </w:r>
-          </w:p>
-        </w:tc>
-      </w:tr>
-      <w:tr>
-        <w:trPr>
-          <w:trHeight w:val="511"/>
-        </w:trPr>
-        <w:tc>
-          <w:tcPr>
-            <w:tcW w:w="3605" w:type="dxa"/>
-          </w:tcPr>
-          <w:p>
-            <w:pPr>
-              <w:jc w:val="center"/>
-              <w:rPr>
-                <w:rFonts w:asciiTheme="majorBidi" w:hAnsiTheme="majorBidi" w:cstheme="majorBidi"/>
-              </w:rPr>
-            </w:pPr>
-            <w:r>
-              <w:rPr>
-                <w:rFonts w:asciiTheme="majorBidi" w:hAnsiTheme="majorBidi" w:cstheme="majorBidi"/>
-              </w:rPr>
-              <w:t>{{</w:t>
-            </w:r>
-            <w:r>
-              <w:rPr>
-                <w:rFonts w:asciiTheme="majorBidi" w:hAnsiTheme="majorBidi" w:cstheme="majorBidi"/>
-              </w:rPr>
-              <w:t>SECOND</w:t>
-            </w:r>
-            <w:r>
-              <w:rPr>
-                <w:rFonts w:asciiTheme="majorBidi" w:hAnsiTheme="majorBidi" w:cstheme="majorBidi"/>
-              </w:rPr>
-              <w:t>_ADDRESS}}</w:t>
-            </w:r>
-          </w:p>
-        </w:tc>
-      </w:tr>
-    </w:tbl>
-    <w:p>
-      <w:pPr>
-        <w:jc w:val="both"/>
-        <w:rPr>
-          <w:rFonts w:asciiTheme="majorBidi" w:hAnsiTheme="majorBidi" w:cstheme="majorBidi"/>
-        </w:rPr>
-      </w:pPr>
-    </w:p>
-    <w:p>
-      <w:pPr>
-        <w:rPr>
-          <w:rFonts w:asciiTheme="majorBidi" w:hAnsiTheme="majorBidi" w:cstheme="majorBidi"/>
-        </w:rPr>
-      </w:pPr>
-    </w:p>
-    <w:p>
-      <w:pPr>
-        <w:rPr>
-          <w:rFonts w:asciiTheme="majorBidi" w:hAnsiTheme="majorBidi" w:cstheme="majorBidi"/>
-        </w:rPr>
-      </w:pPr>
-    </w:p>
-    <w:p>
-      <w:pPr>
-        <w:rPr>
-          <w:rFonts w:asciiTheme="majorBidi" w:hAnsiTheme="majorBidi" w:cstheme="majorBidi"/>
-        </w:rPr>
-      </w:pPr>
-    </w:p>
-    <w:p>
-      <w:pPr>
-        <w:rPr>
-          <w:rFonts w:asciiTheme="majorBidi" w:hAnsiTheme="majorBidi" w:cstheme="majorBidi"/>
-        </w:rPr>
-      </w:pPr>
-    </w:p>
-    <w:p>
-      <w:pPr>
-        <w:rPr>
-          <w:rFonts w:asciiTheme="majorBidi" w:hAnsiTheme="majorBidi" w:cstheme="majorBidi"/>
-        </w:rPr>
-      </w:pPr>
-    </w:p>
-    <w:p>
-      <w:pPr>
-        <w:rPr>
-          <w:rFonts w:asciiTheme="majorBidi" w:hAnsiTheme="majorBidi" w:cstheme="majorBidi"/>
-        </w:rPr>
-      </w:pPr>
-    </w:p>
-    <w:p>
-      <w:pPr>
-        <w:jc w:val="right"/>
-        <w:rPr>
-          <w:rFonts w:asciiTheme="majorBidi" w:hAnsiTheme="majorBidi" w:cstheme="majorBidi"/>
-          <w:b/>
-          <w:bCs/>
-          <w:sz w:val="24"/>
-          <w:szCs w:val="24"/>
-          <w:u w:val="single"/>
-        </w:rPr>
-      </w:pPr>
-    </w:p>
-    <w:p>
-      <w:pPr>
-        <w:jc w:val="right"/>
-        <w:rPr>
-          <w:rFonts w:asciiTheme="majorBidi" w:hAnsiTheme="majorBidi" w:cstheme="majorBidi"/>
-          <w:b/>
-          <w:bCs/>
-          <w:sz w:val="24"/>
-          <w:szCs w:val="24"/>
-          <w:u w:val="single"/>
-        </w:rPr>
-      </w:pPr>
-    </w:p>
-    <w:p>
-      <w:pPr>
-        <w:jc w:val="right"/>
-        <w:rPr>
-          <w:rFonts w:asciiTheme="majorBidi" w:hAnsiTheme="majorBidi" w:cstheme="majorBidi"/>
-          <w:b/>
-          <w:bCs/>
-          <w:sz w:val="24"/>
-          <w:szCs w:val="24"/>
-          <w:u w:val="single"/>
-        </w:rPr>
-      </w:pPr>
-    </w:p>
-    <w:p>
-      <w:pPr>
-        <w:jc w:val="right"/>
-        <w:rPr>
-          <w:rFonts w:asciiTheme="majorBidi" w:hAnsiTheme="majorBidi" w:cstheme="majorBidi"/>
-          <w:b/>
-          <w:bCs/>
-          <w:sz w:val="24"/>
-          <w:szCs w:val="24"/>
-          <w:u w:val="single"/>
-        </w:rPr>
-      </w:pPr>
-    </w:p>
-    <w:p>
-      <w:pPr>
-        <w:jc w:val="right"/>
-        <w:rPr>
-          <w:rFonts w:asciiTheme="majorBidi" w:hAnsiTheme="majorBidi" w:cstheme="majorBidi"/>
-          <w:b/>
-          <w:bCs/>
-          <w:sz w:val="24"/>
-          <w:szCs w:val="24"/>
-          <w:u w:val="single"/>
-        </w:rPr>
-        <w:sectPr>
-          <w:pgSz w:w="12240" w:h="15840"/>
-          <w:pgMar w:top="1440" w:right="864" w:bottom="1440" w:left="864" w:header="0" w:footer="0" w:gutter="0"/>
-          <w:cols w:space="720"/>
-          <w:docGrid w:linePitch="360"/>
-        </w:sectPr>
-      </w:pPr>
-    </w:p>
-    <w:p>
-      <w:pPr>
-        <w:jc w:val="right"/>
-        <w:rPr>
-          <w:rFonts w:asciiTheme="majorBidi" w:hAnsiTheme="majorBidi" w:cstheme="majorBidi"/>
-        </w:rPr>
-      </w:pPr>
-      <w:r>
-        <w:rPr>
-          <w:rFonts w:asciiTheme="majorBidi" w:hAnsiTheme="majorBidi" w:cstheme="majorBidi"/>
-          <w:b/>
-          <w:bCs/>
-          <w:sz w:val="24"/>
-          <w:szCs w:val="24"/>
-          <w:u w:val="single"/>
-        </w:rPr>
-        <w:lastRenderedPageBreak/>
         <w:t xml:space="preserve">Date: </w:t>
       </w:r>
       <w:r>
@@ -15288,25 +14864,7 @@
                 <w:b/>
                 <w:color w:val="000000"/>
               </w:rPr>
-              <w:t xml:space="preserve">Value of Pending Claim as a Percentage </w:t>
-            </w:r>
-            <w:proofErr w:type="spellStart"/>
-            <w:r>
-              <w:rPr>
-                <w:rFonts w:asciiTheme="majorBidi" w:hAnsiTheme="majorBidi" w:cstheme="majorBidi"/>
-                <w:b/>
-                <w:color w:val="000000"/>
-              </w:rPr>
-              <w:t>on</w:t>
-            </w:r>
-            <w:proofErr w:type="spellEnd"/>
-            <w:r>
-              <w:rPr>
-                <w:rFonts w:asciiTheme="majorBidi" w:hAnsiTheme="majorBidi" w:cstheme="majorBidi"/>
-                <w:b/>
-                <w:color w:val="000000"/>
-              </w:rPr>
-              <w:t xml:space="preserve"> Net Worth</w:t>
+              <w:t>Value of Pending Claim as a Percentage on Net Worth</w:t>
             </w:r>
           </w:p>
         </w:tc>
@@ -15322,6 +14880,7 @@
       <w:r>
         <w:rPr>
           <w:noProof/>
+          <w:lang w:bidi="ne-NP"/>
         </w:rPr>
         <mc:AlternateContent>
           <mc:Choice Requires="wps">
@@ -15411,7 +14970,7 @@
           </mc:Choice>
           <mc:Fallback>
             <w:pict>
-              <v:shape w14:anchorId="09FD2412" id="_x0000_s1031" type="#_x0000_t202" style="position:absolute;left:0;text-align:left;margin-left:138pt;margin-top:12.7pt;width:2in;height:2in;z-index:-251658240;visibility:visible;mso-wrap-style:none;mso-wrap-distance-left:9pt;mso-wrap-distance-top:0;mso-wrap-distance-right:9pt;mso-wrap-distance-bottom:0;mso-position-horizontal:absolute;mso-position-horizontal-relative:text;mso-position-vertical:absolute;mso-position-vertical-relative:text;v-text-anchor:top" o:gfxdata="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" fillcolor="white [3201]" strokecolor="black [3213]" strokeweight="2pt">
+              <v:shape w14:anchorId="09FD2412" id="_x0000_s1031" type="#_x0000_t202" style="position:absolute;left:0;text-align:left;margin-left:138pt;margin-top:12.7pt;width:2in;height:2in;z-index:-251658240;visibility:visible;mso-wrap-style:none;mso-wrap-distance-left:9pt;mso-wrap-distance-top:0;mso-wrap-distance-right:9pt;mso-wrap-distance-bottom:0;mso-position-horizontal:absolute;mso-position-horizontal-relative:text;mso-position-vertical:absolute;mso-position-vertical-relative:text;v-text-anchor:top" o:gfxdata="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" fillcolor="white [3201]" strokecolor="black [3213]" strokeweight="2pt">
                 <v:textbox style="mso-fit-shape-to-text:t">
                   <w:txbxContent>
                     <w:p>
@@ -15506,23 +15065,6 @@
                 <w:tab w:val="left" w:pos="5550"/>
               </w:tabs>
               <w:spacing w:before="240" w:after="240"/>
-              <w:jc w:val="center"/>
-              <w:rPr>
-                <w:rFonts w:asciiTheme="majorBidi" w:eastAsia="Rockwell" w:hAnsiTheme="majorBidi" w:cstheme="majorBidi"/>
-                <w:b/>
-                <w:sz w:val="28"/>
-                <w:szCs w:val="28"/>
-                <w:u w:val="single"/>
-              </w:rPr>
-            </w:pPr>
-          </w:p>
-          <w:p>
-            <w:pPr>
-              <w:tabs>
-                <w:tab w:val="left" w:pos="5550"/>
-              </w:tabs>
-              <w:spacing w:before="240" w:after="240"/>
-              <w:jc w:val="center"/>
               <w:rPr>
                 <w:rFonts w:asciiTheme="majorBidi" w:eastAsia="Rockwell" w:hAnsiTheme="majorBidi" w:cstheme="majorBidi"/>
                 <w:b/>
@@ -15766,7 +15308,7 @@
 </file>
 
 <file path=word/endnotes.xml><?xml version="1.0" encoding="utf-8"?>
-<w:endnotes xmlns:wpc="http://schemas.microsoft.com/office/word/2010/wordprocessingCanvas" xmlns:cx="http://schemas.microsoft.com/office/drawing/2014/chartex" xmlns:cx1="http://schemas.microsoft.com/office/drawing/2015/9/8/chartex" xmlns:cx2="http://schemas.microsoft.com/office/drawing/2015/10/21/chartex" xmlns:cx3="http://schemas.microsoft.com/office/drawing/2016/5/9/chartex" xmlns:cx4="http://schemas.microsoft.com/office/drawing/2016/5/10/chartex" xmlns:cx5="http://schemas.microsoft.com/office/drawing/2016/5/11/chartex" xmlns:cx6="http://schemas.microsoft.com/office/drawing/2016/5/12/chartex" xmlns:cx7="http://schemas.microsoft.com/office/drawing/2016/5/13/chartex" xmlns:cx8="http://schemas.microsoft.com/office/drawing/2016/5/14/chartex" xmlns:mc="http://schemas.openxmlformats.org/markup-compatibility/2006" xmlns:aink="http://schemas.microsoft.com/office/drawing/2016/ink" xmlns:am3d="http://schemas.microsoft.com/office/drawing/2017/model3d" xmlns:o="urn:schemas-microsoft-com:office:office" xmlns:oel="http://schemas.microsoft.com/office/2019/extlst" xmlns:r="http://schemas.openxmlformats.org/officeDocument/2006/relationships" xmlns:m="http://schemas.openxmlformats.org/officeDocument/2006/math" xmlns:v="urn:schemas-microsoft-com:vml" xmlns:wp14="http://schemas.microsoft.com/office/word/2010/wordprocessingDrawing" xmlns:wp="http://schemas.openxmlformats.org/drawingml/2006/wordprocessingDrawing" xmlns:w10="urn:schemas-microsoft-com:office:word" xmlns:w="http://schemas.openxmlformats.org/wordprocessingml/2006/main" xmlns:w14="http://schemas.microsoft.com/office/word/2010/wordml" xmlns:w15="http://schemas.microsoft.com/office/word/2012/wordml" xmlns:w16cex="http://schemas.microsoft.com/office/word/2018/wordml/cex" xmlns:w16cid="http://schemas.microsoft.com/office/word/2016/wordml/cid" xmlns:w16="http://schemas.microsoft.com/office/word/2018/wordml" xmlns:w16du="http://schemas.microsoft.com/office/word/2023/wordml/word16du" xmlns:w16sdtdh="http://schemas.microsoft.com/office/word/2020/wordml/sdtdatahash" xmlns:w16sdtfl="http://schemas.microsoft.com/office/word/2024/wordml/sdtformatlock" xmlns:w16se="http://schemas.microsoft.com/office/word/2015/wordml/symex" xmlns:wpg="http://schemas.microsoft.com/office/word/2010/wordprocessingGroup" xmlns:wpi="http://schemas.microsoft.com/office/word/2010/wordprocessingInk" xmlns:wne="http://schemas.microsoft.com/office/word/2006/wordml" xmlns:wps="http://schemas.microsoft.com/office/word/2010/wordprocessingShape" mc:Ignorable="w14 w15 w16se w16cid w16 w16cex w16sdtdh w16sdtfl w16du wp14">
+<w:endnotes xmlns:wpc="http://schemas.microsoft.com/office/word/2010/wordprocessingCanvas" xmlns:cx="http://schemas.microsoft.com/office/drawing/2014/chartex" xmlns:mc="http://schemas.openxmlformats.org/markup-compatibility/2006" xmlns:o="urn:schemas-microsoft-com:office:office" xmlns:r="http://schemas.openxmlformats.org/officeDocument/2006/relationships" xmlns:m="http://schemas.openxmlformats.org/officeDocument/2006/math" xmlns:v="urn:schemas-microsoft-com:vml" xmlns:wp14="http://schemas.microsoft.com/office/word/2010/wordprocessingDrawing" xmlns:wp="http://schemas.openxmlformats.org/drawingml/2006/wordprocessingDrawing" xmlns:w10="urn:schemas-microsoft-com:office:word" xmlns:w="http://schemas.openxmlformats.org/wordprocessingml/2006/main" xmlns:w14="http://schemas.microsoft.com/office/word/2010/wordml" xmlns:w15="http://schemas.microsoft.com/office/word/2012/wordml" xmlns:w16se="http://schemas.microsoft.com/office/word/2015/wordml/symex" xmlns:wpg="http://schemas.microsoft.com/office/word/2010/wordprocessingGroup" xmlns:wpi="http://schemas.microsoft.com/office/word/2010/wordprocessingInk" xmlns:wne="http://schemas.microsoft.com/office/word/2006/wordml" xmlns:wps="http://schemas.microsoft.com/office/word/2010/wordprocessingShape" mc:Ignorable="w14 w15 w16se wp14">
   <w:endnote w:type="separator" w:id="-1">
     <w:p>
       <w:pPr>
@@ -15791,7 +15333,7 @@
 </file>
 
 <file path=word/footnotes.xml><?xml version="1.0" encoding="utf-8"?>
-<w:footnotes xmlns:wpc="http://schemas.microsoft.com/office/word/2010/wordprocessingCanvas" xmlns:cx="http://schemas.microsoft.com/office/drawing/2014/chartex" xmlns:cx1="http://schemas.microsoft.com/office/drawing/2015/9/8/chartex" xmlns:cx2="http://schemas.microsoft.com/office/drawing/2015/10/21/chartex" xmlns:cx3="http://schemas.microsoft.com/office/drawing/2016/5/9/chartex" xmlns:cx4="http://schemas.microsoft.com/office/drawing/2016/5/10/chartex" xmlns:cx5="http://schemas.microsoft.com/office/drawing/2016/5/11/chartex" xmlns:cx6="http://schemas.microsoft.com/office/drawing/2016/5/12/chartex" xmlns:cx7="http://schemas.microsoft.com/office/drawing/2016/5/13/chartex" xmlns:cx8="http://schemas.microsoft.com/office/drawing/2016/5/14/chartex" xmlns:mc="http://schemas.openxmlformats.org/markup-compatibility/2006" xmlns:aink="http://schemas.microsoft.com/office/drawing/2016/ink" xmlns:am3d="http://schemas.microsoft.com/office/drawing/2017/model3d" xmlns:o="urn:schemas-microsoft-com:office:office" xmlns:oel="http://schemas.microsoft.com/office/2019/extlst" xmlns:r="http://schemas.openxmlformats.org/officeDocument/2006/relationships" xmlns:m="http://schemas.openxmlformats.org/officeDocument/2006/math" xmlns:v="urn:schemas-microsoft-com:vml" xmlns:wp14="http://schemas.microsoft.com/office/word/2010/wordprocessingDrawing" xmlns:wp="http://schemas.openxmlformats.org/drawingml/2006/wordprocessingDrawing" xmlns:w10="urn:schemas-microsoft-com:office:word" xmlns:w="http://schemas.openxmlformats.org/wordprocessingml/2006/main" xmlns:w14="http://schemas.microsoft.com/office/word/2010/wordml" xmlns:w15="http://schemas.microsoft.com/office/word/2012/wordml" xmlns:w16cex="http://schemas.microsoft.com/office/word/2018/wordml/cex" xmlns:w16cid="http://schemas.microsoft.com/office/word/2016/wordml/cid" xmlns:w16="http://schemas.microsoft.com/office/word/2018/wordml" xmlns:w16du="http://schemas.microsoft.com/office/word/2023/wordml/word16du" xmlns:w16sdtdh="http://schemas.microsoft.com/office/word/2020/wordml/sdtdatahash" xmlns:w16sdtfl="http://schemas.microsoft.com/office/word/2024/wordml/sdtformatlock" xmlns:w16se="http://schemas.microsoft.com/office/word/2015/wordml/symex" xmlns:wpg="http://schemas.microsoft.com/office/word/2010/wordprocessingGroup" xmlns:wpi="http://schemas.microsoft.com/office/word/2010/wordprocessingInk" xmlns:wne="http://schemas.microsoft.com/office/word/2006/wordml" xmlns:wps="http://schemas.microsoft.com/office/word/2010/wordprocessingShape" mc:Ignorable="w14 w15 w16se w16cid w16 w16cex w16sdtdh w16sdtfl w16du wp14">
+<w:footnotes xmlns:wpc="http://schemas.microsoft.com/office/word/2010/wordprocessingCanvas" xmlns:cx="http://schemas.microsoft.com/office/drawing/2014/chartex" xmlns:mc="http://schemas.openxmlformats.org/markup-compatibility/2006" xmlns:o="urn:schemas-microsoft-com:office:office" xmlns:r="http://schemas.openxmlformats.org/officeDocument/2006/relationships" xmlns:m="http://schemas.openxmlformats.org/officeDocument/2006/math" xmlns:v="urn:schemas-microsoft-com:vml" xmlns:wp14="http://schemas.microsoft.com/office/word/2010/wordprocessingDrawing" xmlns:wp="http://schemas.openxmlformats.org/drawingml/2006/wordprocessingDrawing" xmlns:w10="urn:schemas-microsoft-com:office:word" xmlns:w="http://schemas.openxmlformats.org/wordprocessingml/2006/main" xmlns:w14="http://schemas.microsoft.com/office/word/2010/wordml" xmlns:w15="http://schemas.microsoft.com/office/word/2012/wordml" xmlns:w16se="http://schemas.microsoft.com/office/word/2015/wordml/symex" xmlns:wpg="http://schemas.microsoft.com/office/word/2010/wordprocessingGroup" xmlns:wpi="http://schemas.microsoft.com/office/word/2010/wordprocessingInk" xmlns:wne="http://schemas.microsoft.com/office/word/2006/wordml" xmlns:wps="http://schemas.microsoft.com/office/word/2010/wordprocessingShape" mc:Ignorable="w14 w15 w16se wp14">
   <w:footnote w:type="separator" w:id="-1">
     <w:p>
       <w:pPr>
@@ -15816,7 +15358,7 @@
 </file>
 
 <file path=word/header1.xml><?xml version="1.0" encoding="utf-8"?>
-<w:hdr xmlns:wpc="http://schemas.microsoft.com/office/word/2010/wordprocessingCanvas" xmlns:cx="http://schemas.microsoft.com/office/drawing/2014/chartex" xmlns:cx1="http://schemas.microsoft.com/office/drawing/2015/9/8/chartex" xmlns:cx2="http://schemas.microsoft.com/office/drawing/2015/10/21/chartex" xmlns:cx3="http://schemas.microsoft.com/office/drawing/2016/5/9/chartex" xmlns:cx4="http://schemas.microsoft.com/office/drawing/2016/5/10/chartex" xmlns:cx5="http://schemas.microsoft.com/office/drawing/2016/5/11/chartex" xmlns:cx6="http://schemas.microsoft.com/office/drawing/2016/5/12/chartex" xmlns:cx7="http://schemas.microsoft.com/office/drawing/2016/5/13/chartex" xmlns:cx8="http://schemas.microsoft.com/office/drawing/2016/5/14/chartex" xmlns:mc="http://schemas.openxmlformats.org/markup-compatibility/2006" xmlns:aink="http://schemas.microsoft.com/office/drawing/2016/ink" xmlns:am3d="http://schemas.microsoft.com/office/drawing/2017/model3d" xmlns:o="urn:schemas-microsoft-com:office:office" xmlns:oel="http://schemas.microsoft.com/office/2019/extlst" xmlns:r="http://schemas.openxmlformats.org/officeDocument/2006/relationships" xmlns:m="http://schemas.openxmlformats.org/officeDocument/2006/math" xmlns:v="urn:schemas-microsoft-com:vml" xmlns:wp14="http://schemas.microsoft.com/office/word/2010/wordprocessingDrawing" xmlns:wp="http://schemas.openxmlformats.org/drawingml/2006/wordprocessingDrawing" xmlns:w10="urn:schemas-microsoft-com:office:word" xmlns:w="http://schemas.openxmlformats.org/wordprocessingml/2006/main" xmlns:w14="http://schemas.microsoft.com/office/word/2010/wordml" xmlns:w15="http://schemas.microsoft.com/office/word/2012/wordml" xmlns:w16cex="http://schemas.microsoft.com/office/word/2018/wordml/cex" xmlns:w16cid="http://schemas.microsoft.com/office/word/2016/wordml/cid" xmlns:w16="http://schemas.microsoft.com/office/word/2018/wordml" xmlns:w16du="http://schemas.microsoft.com/office/word/2023/wordml/word16du" xmlns:w16sdtdh="http://schemas.microsoft.com/office/word/2020/wordml/sdtdatahash" xmlns:w16sdtfl="http://schemas.microsoft.com/office/word/2024/wordml/sdtformatlock" xmlns:w16se="http://schemas.microsoft.com/office/word/2015/wordml/symex" xmlns:wpg="http://schemas.microsoft.com/office/word/2010/wordprocessingGroup" xmlns:wpi="http://schemas.microsoft.com/office/word/2010/wordprocessingInk" xmlns:wne="http://schemas.microsoft.com/office/word/2006/wordml" xmlns:wps="http://schemas.microsoft.com/office/word/2010/wordprocessingShape" mc:Ignorable="w14 w15 w16se w16cid w16 w16cex w16sdtdh w16sdtfl w16du wp14">
+<w:hdr xmlns:wpc="http://schemas.microsoft.com/office/word/2010/wordprocessingCanvas" xmlns:cx="http://schemas.microsoft.com/office/drawing/2014/chartex" xmlns:mc="http://schemas.openxmlformats.org/markup-compatibility/2006" xmlns:o="urn:schemas-microsoft-com:office:office" xmlns:r="http://schemas.openxmlformats.org/officeDocument/2006/relationships" xmlns:m="http://schemas.openxmlformats.org/officeDocument/2006/math" xmlns:v="urn:schemas-microsoft-com:vml" xmlns:wp14="http://schemas.microsoft.com/office/word/2010/wordprocessingDrawing" xmlns:wp="http://schemas.openxmlformats.org/drawingml/2006/wordprocessingDrawing" xmlns:w10="urn:schemas-microsoft-com:office:word" xmlns:w="http://schemas.openxmlformats.org/wordprocessingml/2006/main" xmlns:w14="http://schemas.microsoft.com/office/word/2010/wordml" xmlns:w15="http://schemas.microsoft.com/office/word/2012/wordml" xmlns:w16se="http://schemas.microsoft.com/office/word/2015/wordml/symex" xmlns:wpg="http://schemas.microsoft.com/office/word/2010/wordprocessingGroup" xmlns:wpi="http://schemas.microsoft.com/office/word/2010/wordprocessingInk" xmlns:wne="http://schemas.microsoft.com/office/word/2006/wordml" xmlns:wps="http://schemas.microsoft.com/office/word/2010/wordprocessingShape" mc:Ignorable="w14 w15 w16se wp14">
   <w:p>
     <w:pPr>
       <w:pStyle w:val="Header"/>
@@ -15845,7 +15387,6 @@
     </w:pPr>
     <w:r>
       <w:rPr>
-        <w:b w:val="0"/>
         <w:sz w:val="20"/>
       </w:rPr>
       <w:t>{{JV_ADDRESS}}</w:t>
@@ -15855,7 +15396,16 @@
 </file>
 
 <file path=word/header2.xml><?xml version="1.0" encoding="utf-8"?>
-<w:hdr xmlns:wpc="http://schemas.microsoft.com/office/word/2010/wordprocessingCanvas" xmlns:cx="http://schemas.microsoft.com/office/drawing/2014/chartex" xmlns:cx1="http://schemas.microsoft.com/office/drawing/2015/9/8/chartex" xmlns:cx2="http://schemas.microsoft.com/office/drawing/2015/10/21/chartex" xmlns:cx3="http://schemas.microsoft.com/office/drawing/2016/5/9/chartex" xmlns:cx4="http://schemas.microsoft.com/office/drawing/2016/5/10/chartex" xmlns:cx5="http://schemas.microsoft.com/office/drawing/2016/5/11/chartex" xmlns:cx6="http://schemas.microsoft.com/office/drawing/2016/5/12/chartex" xmlns:cx7="http://schemas.microsoft.com/office/drawing/2016/5/13/chartex" xmlns:cx8="http://schemas.microsoft.com/office/drawing/2016/5/14/chartex" xmlns:mc="http://schemas.openxmlformats.org/markup-compatibility/2006" xmlns:aink="http://schemas.microsoft.com/office/drawing/2016/ink" xmlns:am3d="http://schemas.microsoft.com/office/drawing/2017/model3d" xmlns:o="urn:schemas-microsoft-com:office:office" xmlns:oel="http://schemas.microsoft.com/office/2019/extlst" xmlns:r="http://schemas.openxmlformats.org/officeDocument/2006/relationships" xmlns:m="http://schemas.openxmlformats.org/officeDocument/2006/math" xmlns:v="urn:schemas-microsoft-com:vml" xmlns:wp14="http://schemas.microsoft.com/office/word/2010/wordprocessingDrawing" xmlns:wp="http://schemas.openxmlformats.org/drawingml/2006/wordprocessingDrawing" xmlns:w10="urn:schemas-microsoft-com:office:word" xmlns:w="http://schemas.openxmlformats.org/wordprocessingml/2006/main" xmlns:w14="http://schemas.microsoft.com/office/word/2010/wordml" xmlns:w15="http://schemas.microsoft.com/office/word/2012/wordml" xmlns:w16cex="http://schemas.microsoft.com/office/word/2018/wordml/cex" xmlns:w16cid="http://schemas.microsoft.com/office/word/2016/wordml/cid" xmlns:w16="http://schemas.microsoft.com/office/word/2018/wordml" xmlns:w16du="http://schemas.microsoft.com/office/word/2023/wordml/word16du" xmlns:w16sdtdh="http://schemas.microsoft.com/office/word/2020/wordml/sdtdatahash" xmlns:w16sdtfl="http://schemas.microsoft.com/office/word/2024/wordml/sdtformatlock" xmlns:w16se="http://schemas.microsoft.com/office/word/2015/wordml/symex" xmlns:wpg="http://schemas.microsoft.com/office/word/2010/wordprocessingGroup" xmlns:wpi="http://schemas.microsoft.com/office/word/2010/wordprocessingInk" xmlns:wne="http://schemas.microsoft.com/office/word/2006/wordml" xmlns:wps="http://schemas.microsoft.com/office/word/2010/wordprocessingShape" mc:Ignorable="w14 w15 w16se w16cid w16 w16cex w16sdtdh w16sdtfl w16du wp14">
+<w:hdr xmlns:wpc="http://schemas.microsoft.com/office/word/2010/wordprocessingCanvas" xmlns:cx="http://schemas.microsoft.com/office/drawing/2014/chartex" xmlns:mc="http://schemas.openxmlformats.org/markup-compatibility/2006" xmlns:o="urn:schemas-microsoft-com:office:office" xmlns:r="http://schemas.openxmlformats.org/officeDocument/2006/relationships" xmlns:m="http://schemas.openxmlformats.org/officeDocument/2006/math" xmlns:v="urn:schemas-microsoft-com:vml" xmlns:wp14="http://schemas.microsoft.com/office/word/2010/wordprocessingDrawing" xmlns:wp="http://schemas.openxmlformats.org/drawingml/2006/wordprocessingDrawing" xmlns:w10="urn:schemas-microsoft-com:office:word" xmlns:w="http://schemas.openxmlformats.org/wordprocessingml/2006/main" xmlns:w14="http://schemas.microsoft.com/office/word/2010/wordml" xmlns:w15="http://schemas.microsoft.com/office/word/2012/wordml" xmlns:w16se="http://schemas.microsoft.com/office/word/2015/wordml/symex" xmlns:wpg="http://schemas.microsoft.com/office/word/2010/wordprocessingGroup" xmlns:wpi="http://schemas.microsoft.com/office/word/2010/wordprocessingInk" xmlns:wne="http://schemas.microsoft.com/office/word/2006/wordml" xmlns:wps="http://schemas.microsoft.com/office/word/2010/wordprocessingShape" mc:Ignorable="w14 w15 w16se wp14">
+  <w:p>
+    <w:pPr>
+      <w:jc w:val="center"/>
+      <w:rPr>
+        <w:b/>
+        <w:sz w:val="26"/>
+      </w:rPr>
+    </w:pPr>
+  </w:p>
   <w:p>
     <w:pPr>
       <w:jc w:val="center"/>
@@ -15874,7 +15424,6 @@
     </w:pPr>
     <w:r>
       <w:rPr>
-        <w:b w:val="0"/>
         <w:sz w:val="20"/>
       </w:rPr>
       <w:t>{{JV_ADDRESS}}</w:t>
@@ -15889,7 +15438,16 @@
 </file>
 
 <file path=word/header3.xml><?xml version="1.0" encoding="utf-8"?>
-<w:hdr xmlns:wpc="http://schemas.microsoft.com/office/word/2010/wordprocessingCanvas" xmlns:cx="http://schemas.microsoft.com/office/drawing/2014/chartex" xmlns:cx1="http://schemas.microsoft.com/office/drawing/2015/9/8/chartex" xmlns:cx2="http://schemas.microsoft.com/office/drawing/2015/10/21/chartex" xmlns:cx3="http://schemas.microsoft.com/office/drawing/2016/5/9/chartex" xmlns:cx4="http://schemas.microsoft.com/office/drawing/2016/5/10/chartex" xmlns:cx5="http://schemas.microsoft.com/office/drawing/2016/5/11/chartex" xmlns:cx6="http://schemas.microsoft.com/office/drawing/2016/5/12/chartex" xmlns:cx7="http://schemas.microsoft.com/office/drawing/2016/5/13/chartex" xmlns:cx8="http://schemas.microsoft.com/office/drawing/2016/5/14/chartex" xmlns:mc="http://schemas.openxmlformats.org/markup-compatibility/2006" xmlns:aink="http://schemas.microsoft.com/office/drawing/2016/ink" xmlns:am3d="http://schemas.microsoft.com/office/drawing/2017/model3d" xmlns:o="urn:schemas-microsoft-com:office:office" xmlns:oel="http://schemas.microsoft.com/office/2019/extlst" xmlns:r="http://schemas.openxmlformats.org/officeDocument/2006/relationships" xmlns:m="http://schemas.openxmlformats.org/officeDocument/2006/math" xmlns:v="urn:schemas-microsoft-com:vml" xmlns:wp14="http://schemas.microsoft.com/office/word/2010/wordprocessingDrawing" xmlns:wp="http://schemas.openxmlformats.org/drawingml/2006/wordprocessingDrawing" xmlns:w10="urn:schemas-microsoft-com:office:word" xmlns:w="http://schemas.openxmlformats.org/wordprocessingml/2006/main" xmlns:w14="http://schemas.microsoft.com/office/word/2010/wordml" xmlns:w15="http://schemas.microsoft.com/office/word/2012/wordml" xmlns:w16cex="http://schemas.microsoft.com/office/word/2018/wordml/cex" xmlns:w16cid="http://schemas.microsoft.com/office/word/2016/wordml/cid" xmlns:w16="http://schemas.microsoft.com/office/word/2018/wordml" xmlns:w16du="http://schemas.microsoft.com/office/word/2023/wordml/word16du" xmlns:w16sdtdh="http://schemas.microsoft.com/office/word/2020/wordml/sdtdatahash" xmlns:w16sdtfl="http://schemas.microsoft.com/office/word/2024/wordml/sdtformatlock" xmlns:w16se="http://schemas.microsoft.com/office/word/2015/wordml/symex" xmlns:wpg="http://schemas.microsoft.com/office/word/2010/wordprocessingGroup" xmlns:wpi="http://schemas.microsoft.com/office/word/2010/wordprocessingInk" xmlns:wne="http://schemas.microsoft.com/office/word/2006/wordml" xmlns:wps="http://schemas.microsoft.com/office/word/2010/wordprocessingShape" mc:Ignorable="w14 w15 w16se w16cid w16 w16cex w16sdtdh w16sdtfl w16du wp14">
+<w:hdr xmlns:wpc="http://schemas.microsoft.com/office/word/2010/wordprocessingCanvas" xmlns:cx="http://schemas.microsoft.com/office/drawing/2014/chartex" xmlns:mc="http://schemas.openxmlformats.org/markup-compatibility/2006" xmlns:o="urn:schemas-microsoft-com:office:office" xmlns:r="http://schemas.openxmlformats.org/officeDocument/2006/relationships" xmlns:m="http://schemas.openxmlformats.org/officeDocument/2006/math" xmlns:v="urn:schemas-microsoft-com:vml" xmlns:wp14="http://schemas.microsoft.com/office/word/2010/wordprocessingDrawing" xmlns:wp="http://schemas.openxmlformats.org/drawingml/2006/wordprocessingDrawing" xmlns:w10="urn:schemas-microsoft-com:office:word" xmlns:w="http://schemas.openxmlformats.org/wordprocessingml/2006/main" xmlns:w14="http://schemas.microsoft.com/office/word/2010/wordml" xmlns:w15="http://schemas.microsoft.com/office/word/2012/wordml" xmlns:w16se="http://schemas.microsoft.com/office/word/2015/wordml/symex" xmlns:wpg="http://schemas.microsoft.com/office/word/2010/wordprocessingGroup" xmlns:wpi="http://schemas.microsoft.com/office/word/2010/wordprocessingInk" xmlns:wne="http://schemas.microsoft.com/office/word/2006/wordml" xmlns:wps="http://schemas.microsoft.com/office/word/2010/wordprocessingShape" mc:Ignorable="w14 w15 w16se wp14">
+  <w:p>
+    <w:pPr>
+      <w:jc w:val="center"/>
+      <w:rPr>
+        <w:b/>
+        <w:sz w:val="26"/>
+      </w:rPr>
+    </w:pPr>
+  </w:p>
   <w:p>
     <w:pPr>
       <w:jc w:val="center"/>
@@ -15908,7 +15466,6 @@
     </w:pPr>
     <w:r>
       <w:rPr>
-        <w:b w:val="0"/>
         <w:sz w:val="20"/>
       </w:rPr>
       <w:t>{{LEAD_PARTNER_ADDRESS}}</w:t>
@@ -15923,7 +15480,16 @@
 </file>
 
 <file path=word/header4.xml><?xml version="1.0" encoding="utf-8"?>
-<w:hdr xmlns:wpc="http://schemas.microsoft.com/office/word/2010/wordprocessingCanvas" xmlns:cx="http://schemas.microsoft.com/office/drawing/2014/chartex" xmlns:cx1="http://schemas.microsoft.com/office/drawing/2015/9/8/chartex" xmlns:cx2="http://schemas.microsoft.com/office/drawing/2015/10/21/chartex" xmlns:cx3="http://schemas.microsoft.com/office/drawing/2016/5/9/chartex" xmlns:cx4="http://schemas.microsoft.com/office/drawing/2016/5/10/chartex" xmlns:cx5="http://schemas.microsoft.com/office/drawing/2016/5/11/chartex" xmlns:cx6="http://schemas.microsoft.com/office/drawing/2016/5/12/chartex" xmlns:cx7="http://schemas.microsoft.com/office/drawing/2016/5/13/chartex" xmlns:cx8="http://schemas.microsoft.com/office/drawing/2016/5/14/chartex" xmlns:mc="http://schemas.openxmlformats.org/markup-compatibility/2006" xmlns:aink="http://schemas.microsoft.com/office/drawing/2016/ink" xmlns:am3d="http://schemas.microsoft.com/office/drawing/2017/model3d" xmlns:o="urn:schemas-microsoft-com:office:office" xmlns:oel="http://schemas.microsoft.com/office/2019/extlst" xmlns:r="http://schemas.openxmlformats.org/officeDocument/2006/relationships" xmlns:m="http://schemas.openxmlformats.org/officeDocument/2006/math" xmlns:v="urn:schemas-microsoft-com:vml" xmlns:wp14="http://schemas.microsoft.com/office/word/2010/wordprocessingDrawing" xmlns:wp="http://schemas.openxmlformats.org/drawingml/2006/wordprocessingDrawing" xmlns:w10="urn:schemas-microsoft-com:office:word" xmlns:w="http://schemas.openxmlformats.org/wordprocessingml/2006/main" xmlns:w14="http://schemas.microsoft.com/office/word/2010/wordml" xmlns:w15="http://schemas.microsoft.com/office/word/2012/wordml" xmlns:w16cex="http://schemas.microsoft.com/office/word/2018/wordml/cex" xmlns:w16cid="http://schemas.microsoft.com/office/word/2016/wordml/cid" xmlns:w16="http://schemas.microsoft.com/office/word/2018/wordml" xmlns:w16du="http://schemas.microsoft.com/office/word/2023/wordml/word16du" xmlns:w16sdtdh="http://schemas.microsoft.com/office/word/2020/wordml/sdtdatahash" xmlns:w16sdtfl="http://schemas.microsoft.com/office/word/2024/wordml/sdtformatlock" xmlns:w16se="http://schemas.microsoft.com/office/word/2015/wordml/symex" xmlns:wpg="http://schemas.microsoft.com/office/word/2010/wordprocessingGroup" xmlns:wpi="http://schemas.microsoft.com/office/word/2010/wordprocessingInk" xmlns:wne="http://schemas.microsoft.com/office/word/2006/wordml" xmlns:wps="http://schemas.microsoft.com/office/word/2010/wordprocessingShape" mc:Ignorable="w14 w15 w16se w16cid w16 w16cex w16sdtdh w16sdtfl w16du wp14">
+<w:hdr xmlns:wpc="http://schemas.microsoft.com/office/word/2010/wordprocessingCanvas" xmlns:cx="http://schemas.microsoft.com/office/drawing/2014/chartex" xmlns:mc="http://schemas.openxmlformats.org/markup-compatibility/2006" xmlns:o="urn:schemas-microsoft-com:office:office" xmlns:r="http://schemas.openxmlformats.org/officeDocument/2006/relationships" xmlns:m="http://schemas.openxmlformats.org/officeDocument/2006/math" xmlns:v="urn:schemas-microsoft-com:vml" xmlns:wp14="http://schemas.microsoft.com/office/word/2010/wordprocessingDrawing" xmlns:wp="http://schemas.openxmlformats.org/drawingml/2006/wordprocessingDrawing" xmlns:w10="urn:schemas-microsoft-com:office:word" xmlns:w="http://schemas.openxmlformats.org/wordprocessingml/2006/main" xmlns:w14="http://schemas.microsoft.com/office/word/2010/wordml" xmlns:w15="http://schemas.microsoft.com/office/word/2012/wordml" xmlns:w16se="http://schemas.microsoft.com/office/word/2015/wordml/symex" xmlns:wpg="http://schemas.microsoft.com/office/word/2010/wordprocessingGroup" xmlns:wpi="http://schemas.microsoft.com/office/word/2010/wordprocessingInk" xmlns:wne="http://schemas.microsoft.com/office/word/2006/wordml" xmlns:wps="http://schemas.microsoft.com/office/word/2010/wordprocessingShape" mc:Ignorable="w14 w15 w16se wp14">
+  <w:p>
+    <w:pPr>
+      <w:jc w:val="center"/>
+      <w:rPr>
+        <w:b/>
+        <w:sz w:val="26"/>
+      </w:rPr>
+    </w:pPr>
+  </w:p>
   <w:p>
     <w:pPr>
       <w:jc w:val="center"/>
@@ -15942,7 +15508,6 @@
     </w:pPr>
     <w:r>
       <w:rPr>
-        <w:b w:val="0"/>
         <w:sz w:val="20"/>
       </w:rPr>
       <w:t>{{FIRST_PARTNER_ADDRESS}}</w:t>
@@ -15957,7 +15522,16 @@
 </file>
 
 <file path=word/header5.xml><?xml version="1.0" encoding="utf-8"?>
-<w:hdr xmlns:wpc="http://schemas.microsoft.com/office/word/2010/wordprocessingCanvas" xmlns:cx="http://schemas.microsoft.com/office/drawing/2014/chartex" xmlns:cx1="http://schemas.microsoft.com/office/drawing/2015/9/8/chartex" xmlns:cx2="http://schemas.microsoft.com/office/drawing/2015/10/21/chartex" xmlns:cx3="http://schemas.microsoft.com/office/drawing/2016/5/9/chartex" xmlns:cx4="http://schemas.microsoft.com/office/drawing/2016/5/10/chartex" xmlns:cx5="http://schemas.microsoft.com/office/drawing/2016/5/11/chartex" xmlns:cx6="http://schemas.microsoft.com/office/drawing/2016/5/12/chartex" xmlns:cx7="http://schemas.microsoft.com/office/drawing/2016/5/13/chartex" xmlns:cx8="http://schemas.microsoft.com/office/drawing/2016/5/14/chartex" xmlns:mc="http://schemas.openxmlformats.org/markup-compatibility/2006" xmlns:aink="http://schemas.microsoft.com/office/drawing/2016/ink" xmlns:am3d="http://schemas.microsoft.com/office/drawing/2017/model3d" xmlns:o="urn:schemas-microsoft-com:office:office" xmlns:oel="http://schemas.microsoft.com/office/2019/extlst" xmlns:r="http://schemas.openxmlformats.org/officeDocument/2006/relationships" xmlns:m="http://schemas.openxmlformats.org/officeDocument/2006/math" xmlns:v="urn:schemas-microsoft-com:vml" xmlns:wp14="http://schemas.microsoft.com/office/word/2010/wordprocessingDrawing" xmlns:wp="http://schemas.openxmlformats.org/drawingml/2006/wordprocessingDrawing" xmlns:w10="urn:schemas-microsoft-com:office:word" xmlns:w="http://schemas.openxmlformats.org/wordprocessingml/2006/main" xmlns:w14="http://schemas.microsoft.com/office/word/2010/wordml" xmlns:w15="http://schemas.microsoft.com/office/word/2012/wordml" xmlns:w16cex="http://schemas.microsoft.com/office/word/2018/wordml/cex" xmlns:w16cid="http://schemas.microsoft.com/office/word/2016/wordml/cid" xmlns:w16="http://schemas.microsoft.com/office/word/2018/wordml" xmlns:w16du="http://schemas.microsoft.com/office/word/2023/wordml/word16du" xmlns:w16sdtdh="http://schemas.microsoft.com/office/word/2020/wordml/sdtdatahash" xmlns:w16sdtfl="http://schemas.microsoft.com/office/word/2024/wordml/sdtformatlock" xmlns:w16se="http://schemas.microsoft.com/office/word/2015/wordml/symex" xmlns:wpg="http://schemas.microsoft.com/office/word/2010/wordprocessingGroup" xmlns:wpi="http://schemas.microsoft.com/office/word/2010/wordprocessingInk" xmlns:wne="http://schemas.microsoft.com/office/word/2006/wordml" xmlns:wps="http://schemas.microsoft.com/office/word/2010/wordprocessingShape" mc:Ignorable="w14 w15 w16se w16cid w16 w16cex w16sdtdh w16sdtfl w16du wp14">
+<w:hdr xmlns:wpc="http://schemas.microsoft.com/office/word/2010/wordprocessingCanvas" xmlns:cx="http://schemas.microsoft.com/office/drawing/2014/chartex" xmlns:mc="http://schemas.openxmlformats.org/markup-compatibility/2006" xmlns:o="urn:schemas-microsoft-com:office:office" xmlns:r="http://schemas.openxmlformats.org/officeDocument/2006/relationships" xmlns:m="http://schemas.openxmlformats.org/officeDocument/2006/math" xmlns:v="urn:schemas-microsoft-com:vml" xmlns:wp14="http://schemas.microsoft.com/office/word/2010/wordprocessingDrawing" xmlns:wp="http://schemas.openxmlformats.org/drawingml/2006/wordprocessingDrawing" xmlns:w10="urn:schemas-microsoft-com:office:word" xmlns:w="http://schemas.openxmlformats.org/wordprocessingml/2006/main" xmlns:w14="http://schemas.microsoft.com/office/word/2010/wordml" xmlns:w15="http://schemas.microsoft.com/office/word/2012/wordml" xmlns:w16se="http://schemas.microsoft.com/office/word/2015/wordml/symex" xmlns:wpg="http://schemas.microsoft.com/office/word/2010/wordprocessingGroup" xmlns:wpi="http://schemas.microsoft.com/office/word/2010/wordprocessingInk" xmlns:wne="http://schemas.microsoft.com/office/word/2006/wordml" xmlns:wps="http://schemas.microsoft.com/office/word/2010/wordprocessingShape" mc:Ignorable="w14 w15 w16se wp14">
+  <w:p>
+    <w:pPr>
+      <w:jc w:val="center"/>
+      <w:rPr>
+        <w:b/>
+        <w:sz w:val="26"/>
+      </w:rPr>
+    </w:pPr>
+  </w:p>
   <w:p>
     <w:pPr>
       <w:jc w:val="center"/>
@@ -15980,7 +15554,6 @@
     </w:pPr>
     <w:r>
       <w:rPr>
-        <w:b w:val="0"/>
         <w:sz w:val="20"/>
       </w:rPr>
       <w:t>{{SECOND_ADDRESS}}</w:t>
@@ -15995,7 +15568,7 @@
 </file>
 
 <file path=word/numbering.xml><?xml version="1.0" encoding="utf-8"?>
-<w:numbering xmlns:wpc="http://schemas.microsoft.com/office/word/2010/wordprocessingCanvas" xmlns:cx="http://schemas.microsoft.com/office/drawing/2014/chartex" xmlns:cx1="http://schemas.microsoft.com/office/drawing/2015/9/8/chartex" xmlns:cx2="http://schemas.microsoft.com/office/drawing/2015/10/21/chartex" xmlns:cx3="http://schemas.microsoft.com/office/drawing/2016/5/9/chartex" xmlns:cx4="http://schemas.microsoft.com/office/drawing/2016/5/10/chartex" xmlns:cx5="http://schemas.microsoft.com/office/drawing/2016/5/11/chartex" xmlns:cx6="http://schemas.microsoft.com/office/drawing/2016/5/12/chartex" xmlns:cx7="http://schemas.microsoft.com/office/drawing/2016/5/13/chartex" xmlns:cx8="http://schemas.microsoft.com/office/drawing/2016/5/14/chartex" xmlns:mc="http://schemas.openxmlformats.org/markup-compatibility/2006" xmlns:aink="http://schemas.microsoft.com/office/drawing/2016/ink" xmlns:am3d="http://schemas.microsoft.com/office/drawing/2017/model3d" xmlns:o="urn:schemas-microsoft-com:office:office" xmlns:oel="http://schemas.microsoft.com/office/2019/extlst" xmlns:r="http://schemas.openxmlformats.org/officeDocument/2006/relationships" xmlns:m="http://schemas.openxmlformats.org/officeDocument/2006/math" xmlns:v="urn:schemas-microsoft-com:vml" xmlns:wp14="http://schemas.microsoft.com/office/word/2010/wordprocessingDrawing" xmlns:wp="http://schemas.openxmlformats.org/drawingml/2006/wordprocessingDrawing" xmlns:w10="urn:schemas-microsoft-com:office:word" xmlns:w="http://schemas.openxmlformats.org/wordprocessingml/2006/main" xmlns:w14="http://schemas.microsoft.com/office/word/2010/wordml" xmlns:w15="http://schemas.microsoft.com/office/word/2012/wordml" xmlns:w16cex="http://schemas.microsoft.com/office/word/2018/wordml/cex" xmlns:w16cid="http://schemas.microsoft.com/office/word/2016/wordml/cid" xmlns:w16="http://schemas.microsoft.com/office/word/2018/wordml" xmlns:w16du="http://schemas.microsoft.com/office/word/2023/wordml/word16du" xmlns:w16sdtdh="http://schemas.microsoft.com/office/word/2020/wordml/sdtdatahash" xmlns:w16sdtfl="http://schemas.microsoft.com/office/word/2024/wordml/sdtformatlock" xmlns:w16se="http://schemas.microsoft.com/office/word/2015/wordml/symex" xmlns:wpg="http://schemas.microsoft.com/office/word/2010/wordprocessingGroup" xmlns:wpi="http://schemas.microsoft.com/office/word/2010/wordprocessingInk" xmlns:wne="http://schemas.microsoft.com/office/word/2006/wordml" xmlns:wps="http://schemas.microsoft.com/office/word/2010/wordprocessingShape" mc:Ignorable="w14 w15 w16se w16cid w16 w16cex w16sdtdh w16sdtfl w16du wp14">
+<w:numbering xmlns:wpc="http://schemas.microsoft.com/office/word/2010/wordprocessingCanvas" xmlns:cx="http://schemas.microsoft.com/office/drawing/2014/chartex" xmlns:mc="http://schemas.openxmlformats.org/markup-compatibility/2006" xmlns:o="urn:schemas-microsoft-com:office:office" xmlns:r="http://schemas.openxmlformats.org/officeDocument/2006/relationships" xmlns:m="http://schemas.openxmlformats.org/officeDocument/2006/math" xmlns:v="urn:schemas-microsoft-com:vml" xmlns:wp14="http://schemas.microsoft.com/office/word/2010/wordprocessingDrawing" xmlns:wp="http://schemas.openxmlformats.org/drawingml/2006/wordprocessingDrawing" xmlns:w10="urn:schemas-microsoft-com:office:word" xmlns:w="http://schemas.openxmlformats.org/wordprocessingml/2006/main" xmlns:w14="http://schemas.microsoft.com/office/word/2010/wordml" xmlns:w15="http://schemas.microsoft.com/office/word/2012/wordml" xmlns:w16se="http://schemas.microsoft.com/office/word/2015/wordml/symex" xmlns:wpg="http://schemas.microsoft.com/office/word/2010/wordprocessingGroup" xmlns:wpi="http://schemas.microsoft.com/office/word/2010/wordprocessingInk" xmlns:wne="http://schemas.microsoft.com/office/word/2006/wordml" xmlns:wps="http://schemas.microsoft.com/office/word/2010/wordprocessingShape" mc:Ignorable="w14 w15 w16se wp14">
   <w:abstractNum w:abstractNumId="0" w15:restartNumberingAfterBreak="0">
     <w:nsid w:val="FFFFFF7C"/>
     <w:multiLevelType w:val="singleLevel"/>
@@ -16552,50 +16125,50 @@
       </w:pPr>
     </w:lvl>
   </w:abstractNum>
-  <w:num w:numId="1" w16cid:durableId="1232157031">
+  <w:num w:numId="1">
     <w:abstractNumId w:val="8"/>
   </w:num>
-  <w:num w:numId="2" w16cid:durableId="988632694">
+  <w:num w:numId="2">
     <w:abstractNumId w:val="6"/>
   </w:num>
-  <w:num w:numId="3" w16cid:durableId="369650798">
+  <w:num w:numId="3">
     <w:abstractNumId w:val="5"/>
   </w:num>
-  <w:num w:numId="4" w16cid:durableId="1440682096">
+  <w:num w:numId="4">
     <w:abstractNumId w:val="4"/>
   </w:num>
-  <w:num w:numId="5" w16cid:durableId="380401789">
+  <w:num w:numId="5">
     <w:abstractNumId w:val="7"/>
   </w:num>
-  <w:num w:numId="6" w16cid:durableId="1929657740">
+  <w:num w:numId="6">
     <w:abstractNumId w:val="3"/>
   </w:num>
-  <w:num w:numId="7" w16cid:durableId="120005895">
+  <w:num w:numId="7">
     <w:abstractNumId w:val="2"/>
   </w:num>
-  <w:num w:numId="8" w16cid:durableId="382213495">
+  <w:num w:numId="8">
     <w:abstractNumId w:val="1"/>
   </w:num>
-  <w:num w:numId="9" w16cid:durableId="1620262556">
+  <w:num w:numId="9">
     <w:abstractNumId w:val="0"/>
   </w:num>
-  <w:num w:numId="10" w16cid:durableId="1343699106">
+  <w:num w:numId="10">
     <w:abstractNumId w:val="10"/>
   </w:num>
-  <w:num w:numId="11" w16cid:durableId="1560288724">
+  <w:num w:numId="11">
     <w:abstractNumId w:val="12"/>
   </w:num>
-  <w:num w:numId="12" w16cid:durableId="419957536">
+  <w:num w:numId="12">
     <w:abstractNumId w:val="11"/>
   </w:num>
-  <w:num w:numId="13" w16cid:durableId="1448506024">
+  <w:num w:numId="13">
     <w:abstractNumId w:val="9"/>
   </w:num>
 </w:numbering>
 </file>
 
 <file path=word/styles.xml><?xml version="1.0" encoding="utf-8"?>
-<w:styles xmlns:mc="http://schemas.openxmlformats.org/markup-compatibility/2006" xmlns:r="http://schemas.openxmlformats.org/officeDocument/2006/relationships" xmlns:w="http://schemas.openxmlformats.org/wordprocessingml/2006/main" xmlns:w14="http://schemas.microsoft.com/office/word/2010/wordml" xmlns:w15="http://schemas.microsoft.com/office/word/2012/wordml" xmlns:w16cex="http://schemas.microsoft.com/office/word/2018/wordml/cex" xmlns:w16cid="http://schemas.microsoft.com/office/word/2016/wordml/cid" xmlns:w16="http://schemas.microsoft.com/office/word/2018/wordml" xmlns:w16du="http://schemas.microsoft.com/office/word/2023/wordml/word16du" xmlns:w16sdtdh="http://schemas.microsoft.com/office/word/2020/wordml/sdtdatahash" xmlns:w16sdtfl="http://schemas.microsoft.com/office/word/2024/wordml/sdtformatlock" xmlns:w16se="http://schemas.microsoft.com/office/word/2015/wordml/symex" mc:Ignorable="w14 w15 w16se w16cid w16 w16cex w16sdtdh w16sdtfl w16du">
+<w:styles xmlns:mc="http://schemas.openxmlformats.org/markup-compatibility/2006" xmlns:r="http://schemas.openxmlformats.org/officeDocument/2006/relationships" xmlns:w="http://schemas.openxmlformats.org/wordprocessingml/2006/main" xmlns:w14="http://schemas.microsoft.com/office/word/2010/wordml" xmlns:w15="http://schemas.microsoft.com/office/word/2012/wordml" xmlns:w16se="http://schemas.microsoft.com/office/word/2015/wordml/symex" mc:Ignorable="w14 w15 w16se">
   <w:docDefaults>
     <w:rPrDefault>
       <w:rPr>
@@ -16611,7 +16184,7 @@
       </w:pPr>
     </w:pPrDefault>
   </w:docDefaults>
-  <w:latentStyles w:defLockedState="0" w:defUIPriority="99" w:defSemiHidden="0" w:defUnhideWhenUsed="0" w:defQFormat="0" w:count="376">
+  <w:latentStyles w:defLockedState="0" w:defUIPriority="99" w:defSemiHidden="0" w:defUnhideWhenUsed="0" w:defQFormat="0" w:count="371">
     <w:lsdException w:name="Normal" w:uiPriority="0" w:qFormat="1"/>
     <w:lsdException w:name="heading 1" w:uiPriority="9" w:qFormat="1"/>
     <w:lsdException w:name="heading 2" w:semiHidden="1" w:uiPriority="9" w:unhideWhenUsed="1" w:qFormat="1"/>
@@ -16974,11 +16547,6 @@
     <w:lsdException w:name="List Table 5 Dark Accent 6" w:uiPriority="50"/>
     <w:lsdException w:name="List Table 6 Colorful Accent 6" w:uiPriority="51"/>
     <w:lsdException w:name="List Table 7 Colorful Accent 6" w:uiPriority="52"/>
-    <w:lsdException w:name="Mention" w:semiHidden="1" w:unhideWhenUsed="1"/>
-    <w:lsdException w:name="Smart Hyperlink" w:semiHidden="1" w:unhideWhenUsed="1"/>
-    <w:lsdException w:name="Hashtag" w:semiHidden="1" w:unhideWhenUsed="1"/>
-    <w:lsdException w:name="Unresolved Mention" w:semiHidden="1" w:unhideWhenUsed="1"/>
-    <w:lsdException w:name="Smart Link" w:semiHidden="1" w:unhideWhenUsed="1"/>
   </w:latentStyles>
   <w:style w:type="paragraph" w:default="1" w:styleId="Normal">
     <w:name w:val="Normal"/>
@@ -28333,7 +27901,7 @@
 </file>
 
 <file path=customXml/itemProps1.xml><?xml version="1.0" encoding="utf-8"?>
-<ds:datastoreItem xmlns:ds="http://schemas.openxmlformats.org/officeDocument/2006/customXml" ds:itemID="{EF278816-EC6F-A645-907D-7F25AECB1D4A}">
+<ds:datastoreItem xmlns:ds="http://schemas.openxmlformats.org/officeDocument/2006/customXml" ds:itemID="{9F8A0D63-F7E9-4760-A52D-306EFD2BF06F}">
   <ds:schemaRefs>
     <ds:schemaRef ds:uri="http://schemas.openxmlformats.org/officeDocument/2006/bibliography"/>
   </ds:schemaRefs>
